--- a/docs/plantillas/resolucion_rectificacion.docx
+++ b/docs/plantillas/resolucion_rectificacion.docx
@@ -1,6 +1,6 @@
 
 <file path=word/document.xml><?xml version="1.0" encoding="utf-8"?>
-<w:document xmlns:wpc="http://schemas.microsoft.com/office/word/2010/wordprocessingCanvas" xmlns:cx="http://schemas.microsoft.com/office/drawing/2014/chartex" xmlns:cx1="http://schemas.microsoft.com/office/drawing/2015/9/8/chartex" xmlns:cx2="http://schemas.microsoft.com/office/drawing/2015/10/21/chartex" xmlns:cx3="http://schemas.microsoft.com/office/drawing/2016/5/9/chartex" xmlns:cx4="http://schemas.microsoft.com/office/drawing/2016/5/10/chartex" xmlns:cx5="http://schemas.microsoft.com/office/drawing/2016/5/11/chartex" xmlns:cx6="http://schemas.microsoft.com/office/drawing/2016/5/12/chartex" xmlns:cx7="http://schemas.microsoft.com/office/drawing/2016/5/13/chartex" xmlns:cx8="http://schemas.microsoft.com/office/drawing/2016/5/14/chartex" xmlns:mc="http://schemas.openxmlformats.org/markup-compatibility/2006" xmlns:aink="http://schemas.microsoft.com/office/drawing/2016/ink" xmlns:am3d="http://schemas.microsoft.com/office/drawing/2017/model3d" xmlns:o="urn:schemas-microsoft-com:office:office" xmlns:oel="http://schemas.microsoft.com/office/2019/extlst" xmlns:r="http://schemas.openxmlformats.org/officeDocument/2006/relationships" xmlns:m="http://schemas.openxmlformats.org/officeDocument/2006/math" xmlns:v="urn:schemas-microsoft-com:vml" xmlns:wp14="http://schemas.microsoft.com/office/word/2010/wordprocessingDrawing" xmlns:wp="http://schemas.openxmlformats.org/drawingml/2006/wordprocessingDrawing" xmlns:w10="urn:schemas-microsoft-com:office:word" xmlns:w="http://schemas.openxmlformats.org/wordprocessingml/2006/main" xmlns:w14="http://schemas.microsoft.com/office/word/2010/wordml" xmlns:w15="http://schemas.microsoft.com/office/word/2012/wordml" xmlns:w16cex="http://schemas.microsoft.com/office/word/2018/wordml/cex" xmlns:w16cid="http://schemas.microsoft.com/office/word/2016/wordml/cid" xmlns:w16="http://schemas.microsoft.com/office/word/2018/wordml" xmlns:w16du="http://schemas.microsoft.com/office/word/2023/wordml/word16du" xmlns:w16sdtdh="http://schemas.microsoft.com/office/word/2020/wordml/sdtdatahash" xmlns:w16se="http://schemas.microsoft.com/office/word/2015/wordml/symex" xmlns:wpg="http://schemas.microsoft.com/office/word/2010/wordprocessingGroup" xmlns:wpi="http://schemas.microsoft.com/office/word/2010/wordprocessingInk" xmlns:wne="http://schemas.microsoft.com/office/word/2006/wordml" xmlns:wps="http://schemas.microsoft.com/office/word/2010/wordprocessingShape" mc:Ignorable="w14 w15 w16se w16cid w16 w16cex w16sdtdh w16du wp14">
+<w:document xmlns:wpc="http://schemas.microsoft.com/office/word/2010/wordprocessingCanvas" xmlns:cx="http://schemas.microsoft.com/office/drawing/2014/chartex" xmlns:cx1="http://schemas.microsoft.com/office/drawing/2015/9/8/chartex" xmlns:cx2="http://schemas.microsoft.com/office/drawing/2015/10/21/chartex" xmlns:cx3="http://schemas.microsoft.com/office/drawing/2016/5/9/chartex" xmlns:cx4="http://schemas.microsoft.com/office/drawing/2016/5/10/chartex" xmlns:cx5="http://schemas.microsoft.com/office/drawing/2016/5/11/chartex" xmlns:cx6="http://schemas.microsoft.com/office/drawing/2016/5/12/chartex" xmlns:cx7="http://schemas.microsoft.com/office/drawing/2016/5/13/chartex" xmlns:cx8="http://schemas.microsoft.com/office/drawing/2016/5/14/chartex" xmlns:mc="http://schemas.openxmlformats.org/markup-compatibility/2006" xmlns:aink="http://schemas.microsoft.com/office/drawing/2016/ink" xmlns:am3d="http://schemas.microsoft.com/office/drawing/2017/model3d" xmlns:o="urn:schemas-microsoft-com:office:office" xmlns:r="http://schemas.openxmlformats.org/officeDocument/2006/relationships" xmlns:m="http://schemas.openxmlformats.org/officeDocument/2006/math" xmlns:v="urn:schemas-microsoft-com:vml" xmlns:wp14="http://schemas.microsoft.com/office/word/2010/wordprocessingDrawing" xmlns:wp="http://schemas.openxmlformats.org/drawingml/2006/wordprocessingDrawing" xmlns:w10="urn:schemas-microsoft-com:office:word" xmlns:w="http://schemas.openxmlformats.org/wordprocessingml/2006/main" xmlns:w14="http://schemas.microsoft.com/office/word/2010/wordml" xmlns:w15="http://schemas.microsoft.com/office/word/2012/wordml" xmlns:w16cex="http://schemas.microsoft.com/office/word/2018/wordml/cex" xmlns:w16cid="http://schemas.microsoft.com/office/word/2016/wordml/cid" xmlns:w16="http://schemas.microsoft.com/office/word/2018/wordml" xmlns:w16sdtdh="http://schemas.microsoft.com/office/word/2020/wordml/sdtdatahash" xmlns:w16se="http://schemas.microsoft.com/office/word/2015/wordml/symex" xmlns:wpg="http://schemas.microsoft.com/office/word/2010/wordprocessingGroup" xmlns:wpi="http://schemas.microsoft.com/office/word/2010/wordprocessingInk" xmlns:wne="http://schemas.microsoft.com/office/word/2006/wordml" xmlns:wps="http://schemas.microsoft.com/office/word/2010/wordprocessingShape" mc:Ignorable="w14 w15 w16se w16cid w16 w16cex w16sdtdh wp14">
   <w:body>
     <w:p>
       <w:pPr>
@@ -22,7 +22,7 @@
         <w:ind w:left="708"/>
         <w:jc w:val="center"/>
         <w:rPr>
-          <w:lang w:val="pt-BR"/>
+          <w:lang w:val="es-PE"/>
         </w:rPr>
       </w:pPr>
       <w:bookmarkStart w:id="0" w:name="_Hlk208831147"/>
@@ -33,7 +33,7 @@
           <w:iCs/>
           <w:noProof/>
           <w:sz w:val="16"/>
-          <w:lang w:val="pt-BR"/>
+          <w:lang w:val="es-PE"/>
         </w:rPr>
         <w:t>"Decenio de la Igualdad de Oportunidades para Mujeres y Hombres"</w:t>
       </w:r>
@@ -44,7 +44,7 @@
           <w:iCs/>
           <w:noProof/>
           <w:sz w:val="16"/>
-          <w:lang w:val="pt-BR"/>
+          <w:lang w:val="es-PE"/>
         </w:rPr>
         <w:br/>
         <w:t>"Año de la recuperación y consolidación de la economía peruana"</w:t>
@@ -58,7 +58,7 @@
           <w:rFonts w:ascii="Helvetica" w:hAnsi="Helvetica" w:cs="Arial"/>
           <w:sz w:val="22"/>
           <w:u w:val="single"/>
-          <w:lang w:val="pt-BR"/>
+          <w:lang w:val="es-PE"/>
         </w:rPr>
       </w:pPr>
     </w:p>
@@ -68,7 +68,7 @@
         <w:rPr>
           <w:rFonts w:ascii="Helvetica" w:hAnsi="Helvetica" w:cs="Arial"/>
           <w:sz w:val="22"/>
-          <w:lang w:val="pt-BR"/>
+          <w:lang w:val="es-PE"/>
         </w:rPr>
       </w:pPr>
     </w:p>
@@ -79,14 +79,14 @@
           <w:rFonts w:ascii="Helvetica" w:hAnsi="Helvetica" w:cs="Arial"/>
           <w:noProof/>
           <w:sz w:val="22"/>
-          <w:lang w:val="pt-BR"/>
+          <w:lang w:val="es-PE"/>
         </w:rPr>
       </w:pPr>
       <w:r>
         <w:rPr>
           <w:rFonts w:ascii="Helvetica" w:hAnsi="Helvetica" w:cs="Arial"/>
           <w:sz w:val="22"/>
-          <w:lang w:val="pt-BR"/>
+          <w:lang w:val="es-PE"/>
         </w:rPr>
         <w:t xml:space="preserve">Lima, </w:t>
       </w:r>
@@ -95,45 +95,9 @@
           <w:rFonts w:ascii="Helvetica" w:hAnsi="Helvetica" w:cs="Arial"/>
           <w:noProof/>
           <w:sz w:val="22"/>
-          <w:lang w:val="pt-BR"/>
-        </w:rPr>
-        <w:t>XX</w:t>
-      </w:r>
-      <w:r>
-        <w:rPr>
-          <w:rFonts w:ascii="Helvetica" w:hAnsi="Helvetica" w:cs="Arial"/>
-          <w:noProof/>
-          <w:sz w:val="22"/>
-          <w:lang w:val="pt-BR"/>
-        </w:rPr>
-        <w:t xml:space="preserve"> de </w:t>
-      </w:r>
-      <w:r>
-        <w:rPr>
-          <w:rFonts w:ascii="Helvetica" w:hAnsi="Helvetica" w:cs="Arial"/>
-          <w:noProof/>
-          <w:sz w:val="22"/>
-          <w:lang w:val="pt-BR"/>
-        </w:rPr>
-        <w:t xml:space="preserve">XXX </w:t>
-      </w:r>
-      <w:r>
-        <w:rPr>
-          <w:rFonts w:ascii="Helvetica" w:hAnsi="Helvetica" w:cs="Arial"/>
-          <w:noProof/>
-          <w:sz w:val="22"/>
-          <w:lang w:val="pt-BR"/>
-        </w:rPr>
-        <w:t xml:space="preserve">de </w:t>
-      </w:r>
-      <w:r>
-        <w:rPr>
-          <w:rFonts w:ascii="Helvetica" w:hAnsi="Helvetica" w:cs="Arial"/>
-          <w:noProof/>
-          <w:sz w:val="22"/>
-          <w:lang w:val="pt-BR"/>
-        </w:rPr>
-        <w:t>XXX</w:t>
+          <w:lang w:val="es-PE"/>
+        </w:rPr>
+        <w:t>XX de XXX de XXX</w:t>
       </w:r>
     </w:p>
     <w:p>
@@ -141,15 +105,15 @@
         <w:rPr>
           <w:rFonts w:ascii="Helvetica" w:hAnsi="Helvetica"/>
           <w:sz w:val="22"/>
-          <w:lang w:val="pt-BR"/>
-        </w:rPr>
-      </w:pPr>
-    </w:p>
-    <w:p>
-      <w:pPr>
-        <w:rPr>
-          <w:rFonts w:ascii="Arial" w:hAnsi="Arial" w:cs="Arial"/>
-          <w:lang w:val="pt-BR"/>
+          <w:lang w:val="es-PE"/>
+        </w:rPr>
+      </w:pPr>
+    </w:p>
+    <w:p>
+      <w:pPr>
+        <w:rPr>
+          <w:rFonts w:ascii="Arial" w:hAnsi="Arial" w:cs="Arial"/>
+          <w:lang w:val="es-PE"/>
         </w:rPr>
       </w:pPr>
     </w:p>
@@ -161,7 +125,7 @@
           <w:rFonts w:ascii="Helvetica" w:hAnsi="Helvetica"/>
           <w:sz w:val="24"/>
           <w:u w:val="none"/>
-          <w:lang w:val="pt-BR"/>
+          <w:lang w:val="es-PE"/>
         </w:rPr>
       </w:pPr>
       <w:r>
@@ -170,7 +134,7 @@
           <w:noProof/>
           <w:sz w:val="24"/>
           <w:u w:val="none"/>
-          <w:lang w:val="pt-BR"/>
+          <w:lang w:val="es-PE"/>
         </w:rPr>
         <w:t>RESOLUCION SUB DIRECTORAL</w:t>
       </w:r>
@@ -179,18 +143,9 @@
           <w:rFonts w:ascii="Helvetica" w:hAnsi="Helvetica"/>
           <w:sz w:val="24"/>
           <w:u w:val="none"/>
-          <w:lang w:val="pt-BR"/>
-        </w:rPr>
-        <w:t xml:space="preserve">   Nº </w:t>
-      </w:r>
-      <w:r>
-        <w:rPr>
-          <w:rFonts w:ascii="Helvetica" w:hAnsi="Helvetica"/>
-          <w:sz w:val="24"/>
-          <w:u w:val="none"/>
-          <w:lang w:val="pt-BR"/>
-        </w:rPr>
-        <w:t>XXX</w:t>
+          <w:lang w:val="es-PE"/>
+        </w:rPr>
+        <w:t xml:space="preserve">   Nº XXX</w:t>
       </w:r>
       <w:r>
         <w:rPr>
@@ -198,26 +153,16 @@
           <w:noProof/>
           <w:sz w:val="24"/>
           <w:u w:val="none"/>
-          <w:lang w:val="pt-BR"/>
-        </w:rPr>
-        <w:t>XX</w:t>
-      </w:r>
-      <w:r>
-        <w:rPr>
-          <w:rFonts w:ascii="Helvetica" w:hAnsi="Helvetica"/>
-          <w:noProof/>
-          <w:sz w:val="24"/>
-          <w:u w:val="none"/>
-          <w:lang w:val="pt-BR"/>
-        </w:rPr>
-        <w:t>/DRC/SDRERC</w:t>
+          <w:lang w:val="es-PE"/>
+        </w:rPr>
+        <w:t>XX/DRC/SDRERC</w:t>
       </w:r>
       <w:r>
         <w:rPr>
           <w:rFonts w:ascii="Helvetica" w:hAnsi="Helvetica"/>
           <w:sz w:val="24"/>
           <w:u w:val="none"/>
-          <w:lang w:val="pt-BR"/>
+          <w:lang w:val="es-PE"/>
         </w:rPr>
         <w:t>/RENIEC</w:t>
       </w:r>
@@ -226,16 +171,16 @@
       <w:pPr>
         <w:rPr>
           <w:rFonts w:ascii="Arial" w:hAnsi="Arial" w:cs="Arial"/>
-          <w:lang w:val="pt-BR"/>
-        </w:rPr>
-      </w:pPr>
-    </w:p>
-    <w:p>
-      <w:pPr>
-        <w:rPr>
-          <w:rFonts w:ascii="Arial" w:hAnsi="Arial" w:cs="Arial"/>
-          <w:sz w:val="22"/>
-          <w:lang w:val="pt-BR"/>
+          <w:lang w:val="es-PE"/>
+        </w:rPr>
+      </w:pPr>
+    </w:p>
+    <w:p>
+      <w:pPr>
+        <w:rPr>
+          <w:rFonts w:ascii="Arial" w:hAnsi="Arial" w:cs="Arial"/>
+          <w:sz w:val="22"/>
+          <w:lang w:val="es-PE"/>
         </w:rPr>
       </w:pPr>
     </w:p>
@@ -258,7 +203,7 @@
           <w:sz w:val="22"/>
           <w:szCs w:val="22"/>
         </w:rPr>
-        <w:t xml:space="preserve">VISTO: </w:t>
+        <w:t>VISTO:</w:t>
       </w:r>
     </w:p>
     <w:p>
@@ -412,11 +357,40 @@
           <w:rFonts w:ascii="Arial" w:hAnsi="Arial" w:cs="Arial"/>
           <w:b/>
           <w:bCs/>
-          <w:spacing w:val="17"/>
-          <w:sz w:val="22"/>
-          <w:szCs w:val="22"/>
-        </w:rPr>
-        <w:t>XXX</w:t>
+          <w:sz w:val="22"/>
+          <w:szCs w:val="22"/>
+        </w:rPr>
+        <w:t>#nu</w:t>
+      </w:r>
+      <w:r>
+        <w:rPr>
+          <w:rFonts w:ascii="Arial" w:hAnsi="Arial" w:cs="Arial"/>
+          <w:b/>
+          <w:bCs/>
+          <w:sz w:val="22"/>
+          <w:szCs w:val="22"/>
+        </w:rPr>
+        <w:t>m</w:t>
+      </w:r>
+      <w:r>
+        <w:rPr>
+          <w:rFonts w:ascii="Arial" w:hAnsi="Arial" w:cs="Arial"/>
+          <w:b/>
+          <w:bCs/>
+          <w:sz w:val="22"/>
+          <w:szCs w:val="22"/>
+        </w:rPr>
+        <w:t>DocInforme</w:t>
+      </w:r>
+      <w:r>
+        <w:rPr>
+          <w:rFonts w:ascii="Arial" w:hAnsi="Arial" w:cs="Arial"/>
+          <w:b/>
+          <w:bCs/>
+          <w:sz w:val="22"/>
+          <w:szCs w:val="22"/>
+        </w:rPr>
+        <w:t>#</w:t>
       </w:r>
       <w:r>
         <w:rPr>
@@ -434,7 +408,27 @@
           <w:sz w:val="22"/>
           <w:szCs w:val="22"/>
         </w:rPr>
-        <w:t>XXX</w:t>
+        <w:t>#fech</w:t>
+      </w:r>
+      <w:r>
+        <w:rPr>
+          <w:rFonts w:ascii="Arial" w:hAnsi="Arial" w:cs="Arial"/>
+          <w:b/>
+          <w:bCs/>
+          <w:sz w:val="22"/>
+          <w:szCs w:val="22"/>
+        </w:rPr>
+        <w:t>aDocInforme</w:t>
+      </w:r>
+      <w:r>
+        <w:rPr>
+          <w:rFonts w:ascii="Arial" w:hAnsi="Arial" w:cs="Arial"/>
+          <w:b/>
+          <w:bCs/>
+          <w:sz w:val="22"/>
+          <w:szCs w:val="22"/>
+        </w:rPr>
+        <w:t>#</w:t>
       </w:r>
       <w:r>
         <w:rPr>
@@ -459,17 +453,7 @@
           <w:sz w:val="22"/>
           <w:szCs w:val="22"/>
         </w:rPr>
-        <w:t xml:space="preserve">sobre solicitud de rectificación administrativa del Acta de </w:t>
-      </w:r>
-      <w:r>
-        <w:rPr>
-          <w:rFonts w:ascii="Arial" w:hAnsi="Arial" w:cs="Arial"/>
-          <w:b/>
-          <w:bCs/>
-          <w:sz w:val="22"/>
-          <w:szCs w:val="22"/>
-        </w:rPr>
-        <w:t>XXX (NACIMIENTO, MATRIMONIO, DEFUNCIÓN)</w:t>
+        <w:t>sobre solicitud de rectificación administrativa del Acta de</w:t>
       </w:r>
       <w:r>
         <w:rPr>
@@ -479,33 +463,53 @@
         </w:rPr>
         <w:t xml:space="preserve"> </w:t>
       </w:r>
-      <w:proofErr w:type="spellStart"/>
-      <w:r>
-        <w:rPr>
-          <w:rFonts w:ascii="Arial" w:hAnsi="Arial" w:cs="Arial"/>
-          <w:sz w:val="22"/>
-          <w:szCs w:val="22"/>
-        </w:rPr>
-        <w:t>N°</w:t>
-      </w:r>
-      <w:proofErr w:type="spellEnd"/>
-      <w:r>
-        <w:rPr>
-          <w:rFonts w:ascii="Arial" w:hAnsi="Arial" w:cs="Arial"/>
-          <w:sz w:val="22"/>
-          <w:szCs w:val="22"/>
-        </w:rPr>
-        <w:t xml:space="preserve"> (</w:t>
-      </w:r>
-      <w:r>
-        <w:rPr>
-          <w:rFonts w:ascii="Arial" w:hAnsi="Arial" w:cs="Arial"/>
-          <w:b/>
-          <w:bCs/>
-          <w:sz w:val="22"/>
-          <w:szCs w:val="22"/>
-        </w:rPr>
-        <w:t>XXX)</w:t>
+      <w:r>
+        <w:rPr>
+          <w:rFonts w:ascii="Arial" w:hAnsi="Arial" w:cs="Arial"/>
+          <w:b/>
+          <w:bCs/>
+          <w:sz w:val="22"/>
+          <w:szCs w:val="22"/>
+        </w:rPr>
+        <w:t>#tipoActa#</w:t>
+      </w:r>
+      <w:r>
+        <w:rPr>
+          <w:rFonts w:ascii="Arial" w:hAnsi="Arial" w:cs="Arial"/>
+          <w:b/>
+          <w:bCs/>
+          <w:sz w:val="22"/>
+          <w:szCs w:val="22"/>
+        </w:rPr>
+        <w:t xml:space="preserve"> </w:t>
+      </w:r>
+      <w:r>
+        <w:rPr>
+          <w:rFonts w:ascii="Arial" w:hAnsi="Arial" w:cs="Arial"/>
+          <w:sz w:val="22"/>
+          <w:szCs w:val="22"/>
+        </w:rPr>
+        <w:t>Nº</w:t>
+      </w:r>
+      <w:r>
+        <w:rPr>
+          <w:rFonts w:ascii="Arial" w:hAnsi="Arial" w:cs="Arial"/>
+          <w:b/>
+          <w:bCs/>
+          <w:sz w:val="22"/>
+          <w:szCs w:val="22"/>
+        </w:rPr>
+        <w:t xml:space="preserve"> </w:t>
+      </w:r>
+      <w:r>
+        <w:rPr>
+          <w:rFonts w:ascii="Arial" w:hAnsi="Arial" w:cs="Arial"/>
+          <w:b/>
+          <w:bCs/>
+          <w:sz w:val="22"/>
+          <w:szCs w:val="22"/>
+        </w:rPr>
+        <w:t>#nroActa#</w:t>
       </w:r>
       <w:r>
         <w:rPr>
@@ -519,6 +523,8 @@
       <w:r>
         <w:rPr>
           <w:rFonts w:ascii="Arial" w:hAnsi="Arial" w:cs="Arial"/>
+          <w:b/>
+          <w:bCs/>
           <w:spacing w:val="2"/>
           <w:sz w:val="22"/>
           <w:szCs w:val="22"/>
@@ -631,27 +637,7 @@
           <w:sz w:val="22"/>
           <w:szCs w:val="22"/>
         </w:rPr>
-        <w:t xml:space="preserve"> Ley </w:t>
-      </w:r>
-      <w:proofErr w:type="spellStart"/>
-      <w:r>
-        <w:rPr>
-          <w:rFonts w:ascii="Arial" w:hAnsi="Arial" w:cs="Arial"/>
-          <w:color w:val="000000"/>
-          <w:sz w:val="22"/>
-          <w:szCs w:val="22"/>
-        </w:rPr>
-        <w:t>N°</w:t>
-      </w:r>
-      <w:proofErr w:type="spellEnd"/>
-      <w:r>
-        <w:rPr>
-          <w:rFonts w:ascii="Arial" w:hAnsi="Arial" w:cs="Arial"/>
-          <w:color w:val="000000"/>
-          <w:sz w:val="22"/>
-          <w:szCs w:val="22"/>
-        </w:rPr>
-        <w:t xml:space="preserve"> 26497 se creó el Registro Nacional de Identificación y Estado Civil – RENIEC con arreglo a los artículos 177° y 183° de la Constitución Política del Perú, como un organismo constitucionalmente autónomo, encargado de manera exclusiva y excluyente de las funciones de organizar y actualizar el Registro Único de Identificación de las Personas Naturales, así como de inscribir los hechos y actos relativos a su capacidad y estado civil, entre otras;</w:t>
+        <w:t xml:space="preserve"> Ley N° 26497 se creó el Registro Nacional de Identificación y Estado Civil – RENIEC con arreglo a los artículos 177° y 183° de la Constitución Política del Perú, como un organismo constitucionalmente autónomo, encargado de manera exclusiva y excluyente de las funciones de organizar y actualizar el Registro Único de Identificación de las Personas Naturales, así como de inscribir los hechos y actos relativos a su capacidad y estado civil, entre otras;</w:t>
       </w:r>
     </w:p>
     <w:p>
@@ -1030,25 +1016,7 @@
           <w:sz w:val="22"/>
           <w:szCs w:val="22"/>
         </w:rPr>
-        <w:t xml:space="preserve"> Resolución Secretarial </w:t>
-      </w:r>
-      <w:proofErr w:type="spellStart"/>
-      <w:r>
-        <w:rPr>
-          <w:rFonts w:ascii="Arial" w:hAnsi="Arial" w:cs="Arial"/>
-          <w:sz w:val="22"/>
-          <w:szCs w:val="22"/>
-        </w:rPr>
-        <w:t>N°</w:t>
-      </w:r>
-      <w:proofErr w:type="spellEnd"/>
-      <w:r>
-        <w:rPr>
-          <w:rFonts w:ascii="Arial" w:hAnsi="Arial" w:cs="Arial"/>
-          <w:sz w:val="22"/>
-          <w:szCs w:val="22"/>
-        </w:rPr>
-        <w:t xml:space="preserve"> 000141-2022/SGEN/RENIEC, de fecha 22</w:t>
+        <w:t xml:space="preserve"> Resolución Secretarial N° 000141-2022/SGEN/RENIEC, de fecha 22</w:t>
       </w:r>
       <w:r>
         <w:rPr>
@@ -1201,83 +1169,118 @@
           <w:szCs w:val="22"/>
           <w:lang w:val="es-PE" w:eastAsia="es-PE"/>
         </w:rPr>
-        <w:t xml:space="preserve">Que, mediante solicitud </w:t>
-      </w:r>
-      <w:proofErr w:type="spellStart"/>
-      <w:r>
-        <w:rPr>
-          <w:rFonts w:ascii="Arial" w:hAnsi="Arial" w:cs="Arial"/>
-          <w:color w:val="000000"/>
-          <w:sz w:val="22"/>
-          <w:szCs w:val="22"/>
-          <w:lang w:val="es-PE" w:eastAsia="es-PE"/>
-        </w:rPr>
-        <w:t>N°</w:t>
-      </w:r>
-      <w:proofErr w:type="spellEnd"/>
-      <w:r>
-        <w:rPr>
-          <w:rFonts w:ascii="Arial" w:hAnsi="Arial" w:cs="Arial"/>
-          <w:color w:val="000000"/>
-          <w:sz w:val="22"/>
-          <w:szCs w:val="22"/>
-          <w:lang w:val="es-PE" w:eastAsia="es-PE"/>
+        <w:t xml:space="preserve">Que, mediante solicitud N° </w:t>
+      </w:r>
+      <w:r>
+        <w:rPr>
+          <w:rFonts w:ascii="Arial" w:hAnsi="Arial" w:cs="Arial"/>
+          <w:color w:val="000000"/>
+          <w:sz w:val="22"/>
+          <w:szCs w:val="22"/>
+          <w:lang w:val="es-PE" w:eastAsia="es-PE"/>
+        </w:rPr>
+        <w:t xml:space="preserve">(número de solicitud), de fecha </w:t>
+      </w:r>
+      <w:r>
+        <w:rPr>
+          <w:rFonts w:ascii="Arial" w:hAnsi="Arial" w:cs="Arial"/>
+          <w:b/>
+          <w:bCs/>
+          <w:color w:val="000000"/>
+          <w:sz w:val="22"/>
+          <w:szCs w:val="22"/>
+          <w:lang w:val="es-PE" w:eastAsia="es-PE"/>
+        </w:rPr>
+        <w:t>#fechaSolicitud#</w:t>
+      </w:r>
+      <w:r>
+        <w:rPr>
+          <w:rFonts w:ascii="Arial" w:hAnsi="Arial" w:cs="Arial"/>
+          <w:color w:val="000000"/>
+          <w:sz w:val="22"/>
+          <w:szCs w:val="22"/>
+          <w:lang w:val="es-PE" w:eastAsia="es-PE"/>
+        </w:rPr>
+        <w:t xml:space="preserve">, presentada a través de la Mesa de Partes Virtual, el/la ciudadano/a </w:t>
+      </w:r>
+      <w:r>
+        <w:rPr>
+          <w:rFonts w:ascii="Arial" w:hAnsi="Arial" w:cs="Arial"/>
+          <w:b/>
+          <w:bCs/>
+          <w:color w:val="000000"/>
+          <w:sz w:val="22"/>
+          <w:szCs w:val="22"/>
+          <w:lang w:val="es-PE" w:eastAsia="es-PE"/>
+        </w:rPr>
+        <w:t xml:space="preserve">#nomTitular# </w:t>
+      </w:r>
+      <w:r>
+        <w:rPr>
+          <w:rFonts w:ascii="Arial" w:hAnsi="Arial" w:cs="Arial"/>
+          <w:color w:val="000000"/>
+          <w:sz w:val="22"/>
+          <w:szCs w:val="22"/>
+          <w:lang w:val="es-PE" w:eastAsia="es-PE"/>
+        </w:rPr>
+        <w:t>requiere la rectificación administrativa del Acta de</w:t>
+      </w:r>
+      <w:r>
+        <w:rPr>
+          <w:rFonts w:ascii="Arial" w:hAnsi="Arial" w:cs="Arial"/>
+          <w:sz w:val="22"/>
+          <w:szCs w:val="22"/>
         </w:rPr>
         <w:t xml:space="preserve"> </w:t>
       </w:r>
       <w:r>
         <w:rPr>
           <w:rFonts w:ascii="Arial" w:hAnsi="Arial" w:cs="Arial"/>
-          <w:color w:val="000000"/>
-          <w:sz w:val="22"/>
-          <w:szCs w:val="22"/>
-          <w:lang w:val="es-PE" w:eastAsia="es-PE"/>
-        </w:rPr>
-        <w:t>(número de solicitud), de fecha (</w:t>
-      </w:r>
-      <w:proofErr w:type="spellStart"/>
-      <w:r>
-        <w:rPr>
-          <w:rFonts w:ascii="Arial" w:hAnsi="Arial" w:cs="Arial"/>
-          <w:color w:val="000000"/>
-          <w:sz w:val="22"/>
-          <w:szCs w:val="22"/>
-          <w:lang w:val="es-PE" w:eastAsia="es-PE"/>
-        </w:rPr>
-        <w:t>xxxx</w:t>
-      </w:r>
-      <w:proofErr w:type="spellEnd"/>
-      <w:r>
-        <w:rPr>
-          <w:rFonts w:ascii="Arial" w:hAnsi="Arial" w:cs="Arial"/>
-          <w:color w:val="000000"/>
-          <w:sz w:val="22"/>
-          <w:szCs w:val="22"/>
-          <w:lang w:val="es-PE" w:eastAsia="es-PE"/>
-        </w:rPr>
-        <w:t xml:space="preserve">), presentada a través de la Mesa de Partes Virtual, el/la ciudadano/a (Nombre del ciudadano/a) requiere la rectificación administrativa del Acta de (Nacimiento, matrimonio y defunción) </w:t>
-      </w:r>
-      <w:proofErr w:type="spellStart"/>
-      <w:r>
-        <w:rPr>
-          <w:rFonts w:ascii="Arial" w:hAnsi="Arial" w:cs="Arial"/>
-          <w:color w:val="000000"/>
-          <w:sz w:val="22"/>
-          <w:szCs w:val="22"/>
-          <w:lang w:val="es-PE" w:eastAsia="es-PE"/>
-        </w:rPr>
-        <w:t>N°</w:t>
-      </w:r>
-      <w:proofErr w:type="spellEnd"/>
-      <w:r>
-        <w:rPr>
-          <w:rFonts w:ascii="Arial" w:hAnsi="Arial" w:cs="Arial"/>
-          <w:color w:val="000000"/>
-          <w:sz w:val="22"/>
-          <w:szCs w:val="22"/>
-          <w:lang w:val="es-PE" w:eastAsia="es-PE"/>
-        </w:rPr>
-        <w:t xml:space="preserve"> (XXXX), (Indicar el motivo de la rectificación).</w:t>
+          <w:b/>
+          <w:bCs/>
+          <w:sz w:val="22"/>
+          <w:szCs w:val="22"/>
+        </w:rPr>
+        <w:t xml:space="preserve">#tipoActa# </w:t>
+      </w:r>
+      <w:r>
+        <w:rPr>
+          <w:rFonts w:ascii="Arial" w:hAnsi="Arial" w:cs="Arial"/>
+          <w:sz w:val="22"/>
+          <w:szCs w:val="22"/>
+        </w:rPr>
+        <w:t>Nº</w:t>
+      </w:r>
+      <w:r>
+        <w:rPr>
+          <w:rFonts w:ascii="Arial" w:hAnsi="Arial" w:cs="Arial"/>
+          <w:b/>
+          <w:bCs/>
+          <w:sz w:val="22"/>
+          <w:szCs w:val="22"/>
+        </w:rPr>
+        <w:t xml:space="preserve"> #nroActa#</w:t>
+      </w:r>
+      <w:r>
+        <w:rPr>
+          <w:rFonts w:ascii="Arial" w:hAnsi="Arial" w:cs="Arial"/>
+          <w:color w:val="000000"/>
+          <w:sz w:val="22"/>
+          <w:szCs w:val="22"/>
+          <w:lang w:val="es-PE" w:eastAsia="es-PE"/>
+        </w:rPr>
+        <w:t xml:space="preserve">, </w:t>
+      </w:r>
+      <w:r>
+        <w:rPr>
+          <w:rFonts w:ascii="Arial" w:hAnsi="Arial" w:cs="Arial"/>
+          <w:color w:val="000000"/>
+          <w:sz w:val="22"/>
+          <w:szCs w:val="22"/>
+          <w:highlight w:val="yellow"/>
+          <w:lang w:val="es-PE" w:eastAsia="es-PE"/>
+        </w:rPr>
+        <w:t>(Indicar el motivo de la rectificación).</w:t>
       </w:r>
     </w:p>
     <w:p>
@@ -1434,29 +1437,95 @@
           <w:szCs w:val="22"/>
           <w:lang w:val="es-PE" w:eastAsia="es-PE"/>
         </w:rPr>
-        <w:t xml:space="preserve">Que, mediante Hoja de Envío </w:t>
-      </w:r>
-      <w:proofErr w:type="spellStart"/>
-      <w:r>
-        <w:rPr>
-          <w:rFonts w:ascii="Arial" w:hAnsi="Arial" w:cs="Arial"/>
-          <w:color w:val="000000"/>
-          <w:sz w:val="22"/>
-          <w:szCs w:val="22"/>
-          <w:lang w:val="es-PE" w:eastAsia="es-PE"/>
-        </w:rPr>
-        <w:t>N°</w:t>
-      </w:r>
-      <w:proofErr w:type="spellEnd"/>
-      <w:r>
-        <w:rPr>
-          <w:rFonts w:ascii="Arial" w:hAnsi="Arial" w:cs="Arial"/>
-          <w:color w:val="000000"/>
-          <w:sz w:val="22"/>
-          <w:szCs w:val="22"/>
-          <w:lang w:val="es-PE" w:eastAsia="es-PE"/>
-        </w:rPr>
-        <w:t xml:space="preserve"> XXXX, de fecha XXXX, la Oficina Registral de XXX, </w:t>
+        <w:t xml:space="preserve">Que, mediante Hoja de Envío N° </w:t>
+      </w:r>
+      <w:r>
+        <w:rPr>
+          <w:rFonts w:ascii="Arial" w:hAnsi="Arial" w:cs="Arial"/>
+          <w:b/>
+          <w:bCs/>
+          <w:color w:val="000000"/>
+          <w:sz w:val="22"/>
+          <w:szCs w:val="22"/>
+          <w:lang w:val="es-PE" w:eastAsia="es-PE"/>
+        </w:rPr>
+        <w:t>#nu</w:t>
+      </w:r>
+      <w:r>
+        <w:rPr>
+          <w:rFonts w:ascii="Arial" w:hAnsi="Arial" w:cs="Arial"/>
+          <w:b/>
+          <w:bCs/>
+          <w:color w:val="000000"/>
+          <w:sz w:val="22"/>
+          <w:szCs w:val="22"/>
+          <w:lang w:val="es-PE" w:eastAsia="es-PE"/>
+        </w:rPr>
+        <w:t>m</w:t>
+      </w:r>
+      <w:r>
+        <w:rPr>
+          <w:rFonts w:ascii="Arial" w:hAnsi="Arial" w:cs="Arial"/>
+          <w:b/>
+          <w:bCs/>
+          <w:color w:val="000000"/>
+          <w:sz w:val="22"/>
+          <w:szCs w:val="22"/>
+          <w:lang w:val="es-PE" w:eastAsia="es-PE"/>
+        </w:rPr>
+        <w:t>Doc#</w:t>
+      </w:r>
+      <w:r>
+        <w:rPr>
+          <w:rFonts w:ascii="Arial" w:hAnsi="Arial" w:cs="Arial"/>
+          <w:color w:val="000000"/>
+          <w:sz w:val="22"/>
+          <w:szCs w:val="22"/>
+          <w:lang w:val="es-PE" w:eastAsia="es-PE"/>
+        </w:rPr>
+        <w:t xml:space="preserve">, de fecha </w:t>
+      </w:r>
+      <w:r>
+        <w:rPr>
+          <w:rFonts w:ascii="Arial" w:hAnsi="Arial" w:cs="Arial"/>
+          <w:color w:val="000000"/>
+          <w:sz w:val="22"/>
+          <w:szCs w:val="22"/>
+          <w:highlight w:val="yellow"/>
+          <w:lang w:val="es-PE" w:eastAsia="es-PE"/>
+        </w:rPr>
+        <w:t>XXXX</w:t>
+      </w:r>
+      <w:r>
+        <w:rPr>
+          <w:rFonts w:ascii="Arial" w:hAnsi="Arial" w:cs="Arial"/>
+          <w:color w:val="000000"/>
+          <w:sz w:val="22"/>
+          <w:szCs w:val="22"/>
+          <w:lang w:val="es-PE" w:eastAsia="es-PE"/>
+        </w:rPr>
+        <w:t xml:space="preserve">, la Oficina Registral de </w:t>
+      </w:r>
+      <w:r>
+        <w:rPr>
+          <w:rFonts w:ascii="Arial" w:hAnsi="Arial" w:cs="Arial"/>
+          <w:color w:val="000000"/>
+          <w:sz w:val="22"/>
+          <w:szCs w:val="22"/>
+          <w:highlight w:val="yellow"/>
+          <w:lang w:val="es-PE" w:eastAsia="es-PE"/>
+        </w:rPr>
+        <w:t>XXX</w:t>
+      </w:r>
+      <w:r>
+        <w:rPr>
+          <w:rFonts w:ascii="Arial" w:hAnsi="Arial" w:cs="Arial"/>
+          <w:color w:val="000000"/>
+          <w:sz w:val="22"/>
+          <w:szCs w:val="22"/>
+          <w:lang w:val="es-PE" w:eastAsia="es-PE"/>
+        </w:rPr>
+        <w:t xml:space="preserve">, </w:t>
       </w:r>
       <w:r>
         <w:rPr>
@@ -1526,29 +1595,7 @@
           <w:szCs w:val="22"/>
           <w:lang w:val="es-PE" w:eastAsia="es-PE"/>
         </w:rPr>
-        <w:t xml:space="preserve"> con DNI </w:t>
-      </w:r>
-      <w:proofErr w:type="spellStart"/>
-      <w:r>
-        <w:rPr>
-          <w:rFonts w:ascii="Arial" w:hAnsi="Arial" w:cs="Arial"/>
-          <w:color w:val="000000"/>
-          <w:sz w:val="22"/>
-          <w:szCs w:val="22"/>
-          <w:lang w:val="es-PE" w:eastAsia="es-PE"/>
-        </w:rPr>
-        <w:t>N°</w:t>
-      </w:r>
-      <w:proofErr w:type="spellEnd"/>
-      <w:r>
-        <w:rPr>
-          <w:rFonts w:ascii="Arial" w:hAnsi="Arial" w:cs="Arial"/>
-          <w:color w:val="000000"/>
-          <w:sz w:val="22"/>
-          <w:szCs w:val="22"/>
-          <w:lang w:val="es-PE" w:eastAsia="es-PE"/>
-        </w:rPr>
-        <w:t xml:space="preserve"> XXXX, </w:t>
+        <w:t xml:space="preserve"> con DNI N° XXXX, </w:t>
       </w:r>
       <w:r>
         <w:rPr>
@@ -1568,29 +1615,73 @@
           <w:szCs w:val="22"/>
           <w:lang w:val="es-PE" w:eastAsia="es-PE"/>
         </w:rPr>
-        <w:t xml:space="preserve">requiere la rectificación administrativa del Acta de (Nacimiento, matrimonio y defunción) </w:t>
-      </w:r>
-      <w:proofErr w:type="spellStart"/>
-      <w:r>
-        <w:rPr>
-          <w:rFonts w:ascii="Arial" w:hAnsi="Arial" w:cs="Arial"/>
-          <w:color w:val="000000"/>
-          <w:sz w:val="22"/>
-          <w:szCs w:val="22"/>
-          <w:lang w:val="es-PE" w:eastAsia="es-PE"/>
-        </w:rPr>
-        <w:t>N°</w:t>
-      </w:r>
-      <w:proofErr w:type="spellEnd"/>
-      <w:r>
-        <w:rPr>
-          <w:rFonts w:ascii="Arial" w:hAnsi="Arial" w:cs="Arial"/>
-          <w:color w:val="000000"/>
-          <w:sz w:val="22"/>
-          <w:szCs w:val="22"/>
-          <w:lang w:val="es-PE" w:eastAsia="es-PE"/>
-        </w:rPr>
-        <w:t xml:space="preserve"> (XXXX), </w:t>
+        <w:t>requiere la rectificación administrativa del Acta de</w:t>
+      </w:r>
+      <w:r>
+        <w:rPr>
+          <w:rFonts w:ascii="Arial" w:hAnsi="Arial" w:cs="Arial"/>
+          <w:color w:val="000000"/>
+          <w:sz w:val="22"/>
+          <w:szCs w:val="22"/>
+          <w:lang w:val="es-PE" w:eastAsia="es-PE"/>
+        </w:rPr>
+        <w:t xml:space="preserve"> </w:t>
+      </w:r>
+      <w:r>
+        <w:rPr>
+          <w:rFonts w:ascii="Arial" w:hAnsi="Arial" w:cs="Arial"/>
+          <w:b/>
+          <w:bCs/>
+          <w:color w:val="000000"/>
+          <w:sz w:val="22"/>
+          <w:szCs w:val="22"/>
+          <w:lang w:val="es-PE" w:eastAsia="es-PE"/>
+        </w:rPr>
+        <w:t>#tipoActa#</w:t>
+      </w:r>
+      <w:r>
+        <w:rPr>
+          <w:rFonts w:ascii="Arial" w:hAnsi="Arial" w:cs="Arial"/>
+          <w:color w:val="000000"/>
+          <w:sz w:val="22"/>
+          <w:szCs w:val="22"/>
+          <w:lang w:val="es-PE" w:eastAsia="es-PE"/>
+        </w:rPr>
+        <w:t xml:space="preserve"> N°</w:t>
+      </w:r>
+      <w:r>
+        <w:rPr>
+          <w:rFonts w:ascii="Arial" w:hAnsi="Arial" w:cs="Arial"/>
+          <w:b/>
+          <w:bCs/>
+          <w:color w:val="000000"/>
+          <w:sz w:val="22"/>
+          <w:szCs w:val="22"/>
+          <w:lang w:val="es-PE" w:eastAsia="es-PE"/>
+        </w:rPr>
+        <w:t xml:space="preserve"> </w:t>
+      </w:r>
+      <w:r>
+        <w:rPr>
+          <w:rFonts w:ascii="Arial" w:hAnsi="Arial" w:cs="Arial"/>
+          <w:b/>
+          <w:bCs/>
+          <w:color w:val="000000"/>
+          <w:sz w:val="22"/>
+          <w:szCs w:val="22"/>
+          <w:lang w:val="es-PE" w:eastAsia="es-PE"/>
+        </w:rPr>
+        <w:t>#nroActa#</w:t>
+      </w:r>
+      <w:r>
+        <w:rPr>
+          <w:rFonts w:ascii="Arial" w:hAnsi="Arial" w:cs="Arial"/>
+          <w:color w:val="000000"/>
+          <w:sz w:val="22"/>
+          <w:szCs w:val="22"/>
+          <w:lang w:val="es-PE" w:eastAsia="es-PE"/>
+        </w:rPr>
+        <w:t xml:space="preserve">, </w:t>
       </w:r>
       <w:r>
         <w:rPr>
@@ -1666,25 +1757,100 @@
           <w:sz w:val="22"/>
           <w:szCs w:val="22"/>
         </w:rPr>
-        <w:t xml:space="preserve">en relación a la legitimidad, se verifica que el/la solicitante (nombre del solicitante) se presenta en calidad de (XXXX) del Acta de (Nacimiento, Matrimonio o Defunción) </w:t>
-      </w:r>
-      <w:proofErr w:type="spellStart"/>
-      <w:r>
-        <w:rPr>
-          <w:rFonts w:ascii="Arial" w:hAnsi="Arial" w:cs="Arial"/>
-          <w:sz w:val="22"/>
-          <w:szCs w:val="22"/>
-        </w:rPr>
-        <w:t>N°</w:t>
-      </w:r>
-      <w:proofErr w:type="spellEnd"/>
-      <w:r>
-        <w:rPr>
-          <w:rFonts w:ascii="Arial" w:hAnsi="Arial" w:cs="Arial"/>
-          <w:sz w:val="22"/>
-          <w:szCs w:val="22"/>
-        </w:rPr>
-        <w:t xml:space="preserve"> (XXX), materia de rectificación, conforme a lo establecido en </w:t>
+        <w:t xml:space="preserve">en relación a la legitimidad, se verifica que el/la solicitante </w:t>
+      </w:r>
+      <w:r>
+        <w:rPr>
+          <w:rFonts w:ascii="Arial" w:hAnsi="Arial" w:cs="Arial"/>
+          <w:b/>
+          <w:bCs/>
+          <w:sz w:val="22"/>
+          <w:szCs w:val="22"/>
+        </w:rPr>
+        <w:t>#nomSolicitante#</w:t>
+      </w:r>
+      <w:r>
+        <w:rPr>
+          <w:rFonts w:ascii="Arial" w:hAnsi="Arial" w:cs="Arial"/>
+          <w:sz w:val="22"/>
+          <w:szCs w:val="22"/>
+        </w:rPr>
+        <w:t xml:space="preserve"> se presenta en calidad de (</w:t>
+      </w:r>
+      <w:r>
+        <w:rPr>
+          <w:rFonts w:ascii="Arial" w:hAnsi="Arial" w:cs="Arial"/>
+          <w:sz w:val="22"/>
+          <w:szCs w:val="22"/>
+          <w:highlight w:val="yellow"/>
+        </w:rPr>
+        <w:t>XXXX</w:t>
+      </w:r>
+      <w:r>
+        <w:rPr>
+          <w:rFonts w:ascii="Arial" w:hAnsi="Arial" w:cs="Arial"/>
+          <w:sz w:val="22"/>
+          <w:szCs w:val="22"/>
+        </w:rPr>
+        <w:t xml:space="preserve">) del Acta de </w:t>
+      </w:r>
+      <w:r>
+        <w:rPr>
+          <w:rFonts w:ascii="Arial" w:hAnsi="Arial" w:cs="Arial"/>
+          <w:b/>
+          <w:bCs/>
+          <w:color w:val="000000"/>
+          <w:sz w:val="22"/>
+          <w:szCs w:val="22"/>
+          <w:lang w:val="es-PE" w:eastAsia="es-PE"/>
+        </w:rPr>
+        <w:t>#tipoActa#</w:t>
+      </w:r>
+      <w:r>
+        <w:rPr>
+          <w:rFonts w:ascii="Arial" w:hAnsi="Arial" w:cs="Arial"/>
+          <w:color w:val="000000"/>
+          <w:sz w:val="22"/>
+          <w:szCs w:val="22"/>
+          <w:lang w:val="es-PE" w:eastAsia="es-PE"/>
+        </w:rPr>
+        <w:t xml:space="preserve"> N°</w:t>
+      </w:r>
+      <w:r>
+        <w:rPr>
+          <w:rFonts w:ascii="Arial" w:hAnsi="Arial" w:cs="Arial"/>
+          <w:b/>
+          <w:bCs/>
+          <w:color w:val="000000"/>
+          <w:sz w:val="22"/>
+          <w:szCs w:val="22"/>
+          <w:lang w:val="es-PE" w:eastAsia="es-PE"/>
+        </w:rPr>
+        <w:t xml:space="preserve"> #nroActa</w:t>
+      </w:r>
+      <w:r>
+        <w:rPr>
+          <w:rFonts w:ascii="Arial" w:hAnsi="Arial" w:cs="Arial"/>
+          <w:sz w:val="22"/>
+          <w:szCs w:val="22"/>
+        </w:rPr>
+        <w:t>,</w:t>
+      </w:r>
+      <w:r>
+        <w:rPr>
+          <w:rFonts w:ascii="Arial" w:hAnsi="Arial" w:cs="Arial"/>
+          <w:sz w:val="22"/>
+          <w:szCs w:val="22"/>
+        </w:rPr>
+        <w:t xml:space="preserve"> </w:t>
+      </w:r>
+      <w:r>
+        <w:rPr>
+          <w:rFonts w:ascii="Arial" w:hAnsi="Arial" w:cs="Arial"/>
+          <w:sz w:val="22"/>
+          <w:szCs w:val="22"/>
+        </w:rPr>
+        <w:t xml:space="preserve">materia de rectificación, conforme a lo establecido en </w:t>
       </w:r>
       <w:r>
         <w:rPr>
@@ -1752,7 +1918,24 @@
           <w:sz w:val="22"/>
           <w:szCs w:val="22"/>
         </w:rPr>
-        <w:t xml:space="preserve">Que, el/la ciudadano/a (XXXX), adjunta como medio probatorio (describir los medios probatorios), conforme a lo </w:t>
+        <w:t xml:space="preserve">Que, el/la ciudadano/a </w:t>
+      </w:r>
+      <w:r>
+        <w:rPr>
+          <w:rFonts w:ascii="Arial" w:hAnsi="Arial" w:cs="Arial"/>
+          <w:sz w:val="22"/>
+          <w:szCs w:val="22"/>
+          <w:highlight w:val="yellow"/>
+        </w:rPr>
+        <w:t>(XXXX),</w:t>
+      </w:r>
+      <w:r>
+        <w:rPr>
+          <w:rFonts w:ascii="Arial" w:hAnsi="Arial" w:cs="Arial"/>
+          <w:sz w:val="22"/>
+          <w:szCs w:val="22"/>
+        </w:rPr>
+        <w:t xml:space="preserve"> adjunta como medio probatorio (describir los medios probatorios), conforme a lo </w:t>
       </w:r>
       <w:r>
         <w:rPr>
@@ -1849,23 +2032,27 @@
           <w:sz w:val="22"/>
           <w:szCs w:val="22"/>
         </w:rPr>
-        <w:t xml:space="preserve">Acta de (Nacimiento, Matrimonio o Defunción) </w:t>
-      </w:r>
-      <w:proofErr w:type="spellStart"/>
-      <w:r>
-        <w:rPr>
-          <w:rFonts w:ascii="Arial" w:hAnsi="Arial" w:cs="Arial"/>
-          <w:sz w:val="22"/>
-          <w:szCs w:val="22"/>
-        </w:rPr>
-        <w:t>N°</w:t>
-      </w:r>
-      <w:proofErr w:type="spellEnd"/>
-      <w:r>
-        <w:rPr>
-          <w:rFonts w:ascii="Arial" w:hAnsi="Arial" w:cs="Arial"/>
-          <w:sz w:val="22"/>
-          <w:szCs w:val="22"/>
+        <w:t xml:space="preserve">Acta de </w:t>
+      </w:r>
+      <w:r>
+        <w:rPr>
+          <w:rFonts w:ascii="Arial" w:hAnsi="Arial" w:cs="Arial"/>
+          <w:b/>
+          <w:bCs/>
+          <w:color w:val="000000"/>
+          <w:sz w:val="22"/>
+          <w:szCs w:val="22"/>
+          <w:lang w:val="es-PE" w:eastAsia="es-PE"/>
+        </w:rPr>
+        <w:t>#tipoActa#</w:t>
+      </w:r>
+      <w:r>
+        <w:rPr>
+          <w:rFonts w:ascii="Arial" w:hAnsi="Arial" w:cs="Arial"/>
+          <w:color w:val="000000"/>
+          <w:sz w:val="22"/>
+          <w:szCs w:val="22"/>
+          <w:lang w:val="es-PE" w:eastAsia="es-PE"/>
         </w:rPr>
         <w:t xml:space="preserve"> </w:t>
       </w:r>
@@ -1874,9 +2061,20 @@
           <w:rFonts w:ascii="Arial" w:hAnsi="Arial" w:cs="Arial"/>
           <w:sz w:val="22"/>
           <w:szCs w:val="22"/>
-          <w:lang w:val="es-PE" w:eastAsia="es-PE"/>
-        </w:rPr>
-        <w:t>(XXX)</w:t>
+        </w:rPr>
+        <w:t xml:space="preserve">N° </w:t>
+      </w:r>
+      <w:r>
+        <w:rPr>
+          <w:rFonts w:ascii="Arial" w:hAnsi="Arial" w:cs="Arial"/>
+          <w:b/>
+          <w:bCs/>
+          <w:color w:val="000000"/>
+          <w:sz w:val="22"/>
+          <w:szCs w:val="22"/>
+          <w:lang w:val="es-PE" w:eastAsia="es-PE"/>
+        </w:rPr>
+        <w:t>#nroActa</w:t>
       </w:r>
       <w:r>
         <w:rPr>
@@ -1945,6 +2143,7 @@
           <w:rFonts w:ascii="Arial" w:hAnsi="Arial" w:cs="Arial"/>
           <w:sz w:val="22"/>
           <w:szCs w:val="22"/>
+          <w:highlight w:val="yellow"/>
         </w:rPr>
         <w:t>XXXX</w:t>
       </w:r>
@@ -1986,25 +2185,7 @@
           <w:sz w:val="22"/>
           <w:szCs w:val="22"/>
         </w:rPr>
-        <w:t xml:space="preserve">, según Inscripción / DNI </w:t>
-      </w:r>
-      <w:proofErr w:type="spellStart"/>
-      <w:r>
-        <w:rPr>
-          <w:rFonts w:ascii="Arial" w:hAnsi="Arial" w:cs="Arial"/>
-          <w:sz w:val="22"/>
-          <w:szCs w:val="22"/>
-        </w:rPr>
-        <w:t>N°</w:t>
-      </w:r>
-      <w:proofErr w:type="spellEnd"/>
-      <w:r>
-        <w:rPr>
-          <w:rFonts w:ascii="Arial" w:hAnsi="Arial" w:cs="Arial"/>
-          <w:sz w:val="22"/>
-          <w:szCs w:val="22"/>
-        </w:rPr>
-        <w:t xml:space="preserve"> </w:t>
+        <w:t xml:space="preserve">, según Inscripción / DNI N° </w:t>
       </w:r>
       <w:r>
         <w:rPr>
@@ -2291,16 +2472,27 @@
           <w:szCs w:val="22"/>
           <w:lang w:eastAsia="en-US"/>
         </w:rPr>
-        <w:t>efectuada a los medios de prueba presentados por la/el recurrente, se acredita el nombre correcto de XXXXX</w:t>
-      </w:r>
-      <w:r>
-        <w:rPr>
-          <w:rFonts w:ascii="Arial" w:hAnsi="Arial" w:cs="Arial"/>
-          <w:color w:val="000000"/>
-          <w:sz w:val="22"/>
-          <w:szCs w:val="22"/>
+        <w:t xml:space="preserve">efectuada a los medios de prueba presentados por la/el recurrente, se acredita el nombre correcto de </w:t>
+      </w:r>
+      <w:r>
+        <w:rPr>
+          <w:rFonts w:ascii="Arial" w:hAnsi="Arial" w:cs="Arial"/>
+          <w:color w:val="000000"/>
+          <w:sz w:val="22"/>
+          <w:szCs w:val="22"/>
+          <w:highlight w:val="yellow"/>
           <w:lang w:eastAsia="en-US"/>
         </w:rPr>
+        <w:t>XXXXX</w:t>
+      </w:r>
+      <w:r>
+        <w:rPr>
+          <w:rFonts w:ascii="Arial" w:hAnsi="Arial" w:cs="Arial"/>
+          <w:color w:val="000000"/>
+          <w:sz w:val="22"/>
+          <w:szCs w:val="22"/>
+          <w:lang w:eastAsia="en-US"/>
+        </w:rPr>
         <w:t xml:space="preserve">, el mismo que ha sido corroborado con la información contenida en los aplicativos institucionales (SIRCM / </w:t>
       </w:r>
       <w:r>
@@ -2369,6 +2561,7 @@
           <w:color w:val="000000"/>
           <w:sz w:val="22"/>
           <w:szCs w:val="22"/>
+          <w:highlight w:val="yellow"/>
           <w:lang w:eastAsia="en-US"/>
         </w:rPr>
         <w:t>XXXXX</w:t>
@@ -2671,27 +2864,7 @@
           <w:szCs w:val="22"/>
           <w:lang w:val="es-PE" w:eastAsia="es-PE"/>
         </w:rPr>
-        <w:t xml:space="preserve"> por la Ley </w:t>
-      </w:r>
-      <w:proofErr w:type="spellStart"/>
-      <w:r>
-        <w:rPr>
-          <w:rFonts w:ascii="Arial" w:hAnsi="Arial" w:cs="Arial"/>
-          <w:sz w:val="22"/>
-          <w:szCs w:val="22"/>
-          <w:lang w:val="es-PE" w:eastAsia="es-PE"/>
-        </w:rPr>
-        <w:t>N°</w:t>
-      </w:r>
-      <w:proofErr w:type="spellEnd"/>
-      <w:r>
-        <w:rPr>
-          <w:rFonts w:ascii="Arial" w:hAnsi="Arial" w:cs="Arial"/>
-          <w:sz w:val="22"/>
-          <w:szCs w:val="22"/>
-          <w:lang w:val="es-PE" w:eastAsia="es-PE"/>
-        </w:rPr>
-        <w:t xml:space="preserve"> 26497, </w:t>
+        <w:t xml:space="preserve"> por la Ley N° 26497, </w:t>
       </w:r>
       <w:r>
         <w:rPr>
@@ -3425,9 +3598,28 @@
           <w:sz w:val="22"/>
           <w:szCs w:val="22"/>
         </w:rPr>
-        <w:t xml:space="preserve"> (Nacimiento, Matrimonio o Defunción) </w:t>
-      </w:r>
-      <w:proofErr w:type="spellStart"/>
+        <w:t xml:space="preserve"> </w:t>
+      </w:r>
+      <w:r>
+        <w:rPr>
+          <w:rFonts w:ascii="Arial" w:hAnsi="Arial" w:cs="Arial"/>
+          <w:b/>
+          <w:bCs/>
+          <w:sz w:val="22"/>
+          <w:szCs w:val="22"/>
+        </w:rPr>
+        <w:t>#tipoActa#</w:t>
+      </w:r>
+      <w:r>
+        <w:rPr>
+          <w:rFonts w:ascii="Arial" w:hAnsi="Arial" w:cs="Arial"/>
+          <w:b/>
+          <w:bCs/>
+          <w:sz w:val="22"/>
+          <w:szCs w:val="22"/>
+        </w:rPr>
+        <w:t xml:space="preserve"> </w:t>
+      </w:r>
       <w:r>
         <w:rPr>
           <w:rFonts w:ascii="Arial" w:hAnsi="Arial" w:cs="Arial"/>
@@ -3436,7 +3628,6 @@
         </w:rPr>
         <w:t>N°</w:t>
       </w:r>
-      <w:proofErr w:type="spellEnd"/>
       <w:r>
         <w:rPr>
           <w:rFonts w:ascii="Arial" w:hAnsi="Arial" w:cs="Arial"/>
@@ -3454,9 +3645,8 @@
           <w:bCs/>
           <w:sz w:val="22"/>
           <w:szCs w:val="22"/>
-          <w:lang w:val="es-PE" w:eastAsia="es-PE"/>
-        </w:rPr>
-        <w:t>(XXX)</w:t>
+        </w:rPr>
+        <w:t>#nroActa#</w:t>
       </w:r>
       <w:r>
         <w:rPr>
@@ -3476,16 +3666,27 @@
           <w:szCs w:val="22"/>
           <w:lang w:val="es-PE"/>
         </w:rPr>
-        <w:t>(XXXX)</w:t>
-      </w:r>
-      <w:r>
-        <w:rPr>
-          <w:rFonts w:ascii="Arial" w:hAnsi="Arial" w:cs="Arial"/>
+        <w:t>#nomTitular#</w:t>
+      </w:r>
+      <w:r>
+        <w:rPr>
+          <w:rFonts w:ascii="Arial" w:hAnsi="Arial" w:cs="Arial"/>
+          <w:b/>
+          <w:bCs/>
           <w:sz w:val="22"/>
           <w:szCs w:val="22"/>
           <w:lang w:val="es-PE"/>
         </w:rPr>
-        <w:t>, por los fundamentos expuestos en la presente Resolución.</w:t>
+        <w:t>,</w:t>
+      </w:r>
+      <w:r>
+        <w:rPr>
+          <w:rFonts w:ascii="Arial" w:hAnsi="Arial" w:cs="Arial"/>
+          <w:sz w:val="22"/>
+          <w:szCs w:val="22"/>
+          <w:lang w:val="es-PE"/>
+        </w:rPr>
+        <w:t xml:space="preserve"> por los fundamentos expuestos en la presente Resolución.</w:t>
       </w:r>
     </w:p>
     <w:p>
@@ -3646,6 +3847,7 @@
           <w:color w:val="000000"/>
           <w:sz w:val="22"/>
           <w:szCs w:val="22"/>
+          <w:highlight w:val="yellow"/>
         </w:rPr>
         <w:t>XXXX</w:t>
       </w:r>
@@ -3788,29 +3990,7 @@
           <w:highlight w:val="yellow"/>
           <w:lang w:val="es-PE" w:eastAsia="es-PE"/>
         </w:rPr>
-        <w:t xml:space="preserve"> del Texto Único Ordenado de la Ley </w:t>
-      </w:r>
-      <w:proofErr w:type="spellStart"/>
-      <w:r>
-        <w:rPr>
-          <w:rFonts w:ascii="Arial" w:hAnsi="Arial" w:cs="Arial"/>
-          <w:sz w:val="22"/>
-          <w:szCs w:val="22"/>
-          <w:highlight w:val="yellow"/>
-          <w:lang w:val="es-PE" w:eastAsia="es-PE"/>
-        </w:rPr>
-        <w:t>N°</w:t>
-      </w:r>
-      <w:proofErr w:type="spellEnd"/>
-      <w:r>
-        <w:rPr>
-          <w:rFonts w:ascii="Arial" w:hAnsi="Arial" w:cs="Arial"/>
-          <w:sz w:val="22"/>
-          <w:szCs w:val="22"/>
-          <w:highlight w:val="yellow"/>
-          <w:lang w:val="es-PE" w:eastAsia="es-PE"/>
-        </w:rPr>
-        <w:t xml:space="preserve"> 27444, Ley de</w:t>
+        <w:t xml:space="preserve"> del Texto Único Ordenado de la Ley N° 27444, Ley de</w:t>
       </w:r>
       <w:r>
         <w:rPr>
@@ -4149,7 +4329,7 @@
 </file>
 
 <file path=word/endnotes.xml><?xml version="1.0" encoding="utf-8"?>
-<w:endnotes xmlns:wpc="http://schemas.microsoft.com/office/word/2010/wordprocessingCanvas" xmlns:cx="http://schemas.microsoft.com/office/drawing/2014/chartex" xmlns:cx1="http://schemas.microsoft.com/office/drawing/2015/9/8/chartex" xmlns:cx2="http://schemas.microsoft.com/office/drawing/2015/10/21/chartex" xmlns:cx3="http://schemas.microsoft.com/office/drawing/2016/5/9/chartex" xmlns:cx4="http://schemas.microsoft.com/office/drawing/2016/5/10/chartex" xmlns:cx5="http://schemas.microsoft.com/office/drawing/2016/5/11/chartex" xmlns:cx6="http://schemas.microsoft.com/office/drawing/2016/5/12/chartex" xmlns:cx7="http://schemas.microsoft.com/office/drawing/2016/5/13/chartex" xmlns:cx8="http://schemas.microsoft.com/office/drawing/2016/5/14/chartex" xmlns:mc="http://schemas.openxmlformats.org/markup-compatibility/2006" xmlns:aink="http://schemas.microsoft.com/office/drawing/2016/ink" xmlns:am3d="http://schemas.microsoft.com/office/drawing/2017/model3d" xmlns:o="urn:schemas-microsoft-com:office:office" xmlns:oel="http://schemas.microsoft.com/office/2019/extlst" xmlns:r="http://schemas.openxmlformats.org/officeDocument/2006/relationships" xmlns:m="http://schemas.openxmlformats.org/officeDocument/2006/math" xmlns:v="urn:schemas-microsoft-com:vml" xmlns:wp14="http://schemas.microsoft.com/office/word/2010/wordprocessingDrawing" xmlns:wp="http://schemas.openxmlformats.org/drawingml/2006/wordprocessingDrawing" xmlns:w10="urn:schemas-microsoft-com:office:word" xmlns:w="http://schemas.openxmlformats.org/wordprocessingml/2006/main" xmlns:w14="http://schemas.microsoft.com/office/word/2010/wordml" xmlns:w15="http://schemas.microsoft.com/office/word/2012/wordml" xmlns:w16cex="http://schemas.microsoft.com/office/word/2018/wordml/cex" xmlns:w16cid="http://schemas.microsoft.com/office/word/2016/wordml/cid" xmlns:w16="http://schemas.microsoft.com/office/word/2018/wordml" xmlns:w16du="http://schemas.microsoft.com/office/word/2023/wordml/word16du" xmlns:w16sdtdh="http://schemas.microsoft.com/office/word/2020/wordml/sdtdatahash" xmlns:w16se="http://schemas.microsoft.com/office/word/2015/wordml/symex" xmlns:wpg="http://schemas.microsoft.com/office/word/2010/wordprocessingGroup" xmlns:wpi="http://schemas.microsoft.com/office/word/2010/wordprocessingInk" xmlns:wne="http://schemas.microsoft.com/office/word/2006/wordml" xmlns:wps="http://schemas.microsoft.com/office/word/2010/wordprocessingShape" mc:Ignorable="w14 w15 w16se w16cid w16 w16cex w16sdtdh w16du wp14">
+<w:endnotes xmlns:wpc="http://schemas.microsoft.com/office/word/2010/wordprocessingCanvas" xmlns:cx="http://schemas.microsoft.com/office/drawing/2014/chartex" xmlns:cx1="http://schemas.microsoft.com/office/drawing/2015/9/8/chartex" xmlns:cx2="http://schemas.microsoft.com/office/drawing/2015/10/21/chartex" xmlns:cx3="http://schemas.microsoft.com/office/drawing/2016/5/9/chartex" xmlns:cx4="http://schemas.microsoft.com/office/drawing/2016/5/10/chartex" xmlns:cx5="http://schemas.microsoft.com/office/drawing/2016/5/11/chartex" xmlns:cx6="http://schemas.microsoft.com/office/drawing/2016/5/12/chartex" xmlns:cx7="http://schemas.microsoft.com/office/drawing/2016/5/13/chartex" xmlns:cx8="http://schemas.microsoft.com/office/drawing/2016/5/14/chartex" xmlns:mc="http://schemas.openxmlformats.org/markup-compatibility/2006" xmlns:aink="http://schemas.microsoft.com/office/drawing/2016/ink" xmlns:am3d="http://schemas.microsoft.com/office/drawing/2017/model3d" xmlns:o="urn:schemas-microsoft-com:office:office" xmlns:r="http://schemas.openxmlformats.org/officeDocument/2006/relationships" xmlns:m="http://schemas.openxmlformats.org/officeDocument/2006/math" xmlns:v="urn:schemas-microsoft-com:vml" xmlns:wp14="http://schemas.microsoft.com/office/word/2010/wordprocessingDrawing" xmlns:wp="http://schemas.openxmlformats.org/drawingml/2006/wordprocessingDrawing" xmlns:w10="urn:schemas-microsoft-com:office:word" xmlns:w="http://schemas.openxmlformats.org/wordprocessingml/2006/main" xmlns:w14="http://schemas.microsoft.com/office/word/2010/wordml" xmlns:w15="http://schemas.microsoft.com/office/word/2012/wordml" xmlns:w16cex="http://schemas.microsoft.com/office/word/2018/wordml/cex" xmlns:w16cid="http://schemas.microsoft.com/office/word/2016/wordml/cid" xmlns:w16="http://schemas.microsoft.com/office/word/2018/wordml" xmlns:w16sdtdh="http://schemas.microsoft.com/office/word/2020/wordml/sdtdatahash" xmlns:w16se="http://schemas.microsoft.com/office/word/2015/wordml/symex" xmlns:wpg="http://schemas.microsoft.com/office/word/2010/wordprocessingGroup" xmlns:wpi="http://schemas.microsoft.com/office/word/2010/wordprocessingInk" xmlns:wne="http://schemas.microsoft.com/office/word/2006/wordml" xmlns:wps="http://schemas.microsoft.com/office/word/2010/wordprocessingShape" mc:Ignorable="w14 w15 w16se w16cid w16 w16cex w16sdtdh wp14">
   <w:endnote w:type="separator" w:id="-1">
     <w:p>
       <w:r>
@@ -4168,7 +4348,7 @@
 </file>
 
 <file path=word/footer1.xml><?xml version="1.0" encoding="utf-8"?>
-<w:ftr xmlns:wpc="http://schemas.microsoft.com/office/word/2010/wordprocessingCanvas" xmlns:cx="http://schemas.microsoft.com/office/drawing/2014/chartex" xmlns:cx1="http://schemas.microsoft.com/office/drawing/2015/9/8/chartex" xmlns:cx2="http://schemas.microsoft.com/office/drawing/2015/10/21/chartex" xmlns:cx3="http://schemas.microsoft.com/office/drawing/2016/5/9/chartex" xmlns:cx4="http://schemas.microsoft.com/office/drawing/2016/5/10/chartex" xmlns:cx5="http://schemas.microsoft.com/office/drawing/2016/5/11/chartex" xmlns:cx6="http://schemas.microsoft.com/office/drawing/2016/5/12/chartex" xmlns:cx7="http://schemas.microsoft.com/office/drawing/2016/5/13/chartex" xmlns:cx8="http://schemas.microsoft.com/office/drawing/2016/5/14/chartex" xmlns:mc="http://schemas.openxmlformats.org/markup-compatibility/2006" xmlns:aink="http://schemas.microsoft.com/office/drawing/2016/ink" xmlns:am3d="http://schemas.microsoft.com/office/drawing/2017/model3d" xmlns:o="urn:schemas-microsoft-com:office:office" xmlns:oel="http://schemas.microsoft.com/office/2019/extlst" xmlns:r="http://schemas.openxmlformats.org/officeDocument/2006/relationships" xmlns:m="http://schemas.openxmlformats.org/officeDocument/2006/math" xmlns:v="urn:schemas-microsoft-com:vml" xmlns:wp14="http://schemas.microsoft.com/office/word/2010/wordprocessingDrawing" xmlns:wp="http://schemas.openxmlformats.org/drawingml/2006/wordprocessingDrawing" xmlns:w10="urn:schemas-microsoft-com:office:word" xmlns:w="http://schemas.openxmlformats.org/wordprocessingml/2006/main" xmlns:w14="http://schemas.microsoft.com/office/word/2010/wordml" xmlns:w15="http://schemas.microsoft.com/office/word/2012/wordml" xmlns:w16cex="http://schemas.microsoft.com/office/word/2018/wordml/cex" xmlns:w16cid="http://schemas.microsoft.com/office/word/2016/wordml/cid" xmlns:w16="http://schemas.microsoft.com/office/word/2018/wordml" xmlns:w16du="http://schemas.microsoft.com/office/word/2023/wordml/word16du" xmlns:w16sdtdh="http://schemas.microsoft.com/office/word/2020/wordml/sdtdatahash" xmlns:w16se="http://schemas.microsoft.com/office/word/2015/wordml/symex" xmlns:wpg="http://schemas.microsoft.com/office/word/2010/wordprocessingGroup" xmlns:wpi="http://schemas.microsoft.com/office/word/2010/wordprocessingInk" xmlns:wne="http://schemas.microsoft.com/office/word/2006/wordml" xmlns:wps="http://schemas.microsoft.com/office/word/2010/wordprocessingShape" mc:Ignorable="w14 w15 w16se w16cid w16 w16cex w16sdtdh w16du wp14">
+<w:ftr xmlns:wpc="http://schemas.microsoft.com/office/word/2010/wordprocessingCanvas" xmlns:cx="http://schemas.microsoft.com/office/drawing/2014/chartex" xmlns:cx1="http://schemas.microsoft.com/office/drawing/2015/9/8/chartex" xmlns:cx2="http://schemas.microsoft.com/office/drawing/2015/10/21/chartex" xmlns:cx3="http://schemas.microsoft.com/office/drawing/2016/5/9/chartex" xmlns:cx4="http://schemas.microsoft.com/office/drawing/2016/5/10/chartex" xmlns:cx5="http://schemas.microsoft.com/office/drawing/2016/5/11/chartex" xmlns:cx6="http://schemas.microsoft.com/office/drawing/2016/5/12/chartex" xmlns:cx7="http://schemas.microsoft.com/office/drawing/2016/5/13/chartex" xmlns:cx8="http://schemas.microsoft.com/office/drawing/2016/5/14/chartex" xmlns:mc="http://schemas.openxmlformats.org/markup-compatibility/2006" xmlns:aink="http://schemas.microsoft.com/office/drawing/2016/ink" xmlns:am3d="http://schemas.microsoft.com/office/drawing/2017/model3d" xmlns:o="urn:schemas-microsoft-com:office:office" xmlns:r="http://schemas.openxmlformats.org/officeDocument/2006/relationships" xmlns:m="http://schemas.openxmlformats.org/officeDocument/2006/math" xmlns:v="urn:schemas-microsoft-com:vml" xmlns:wp14="http://schemas.microsoft.com/office/word/2010/wordprocessingDrawing" xmlns:wp="http://schemas.openxmlformats.org/drawingml/2006/wordprocessingDrawing" xmlns:w10="urn:schemas-microsoft-com:office:word" xmlns:w="http://schemas.openxmlformats.org/wordprocessingml/2006/main" xmlns:w14="http://schemas.microsoft.com/office/word/2010/wordml" xmlns:w15="http://schemas.microsoft.com/office/word/2012/wordml" xmlns:w16cex="http://schemas.microsoft.com/office/word/2018/wordml/cex" xmlns:w16cid="http://schemas.microsoft.com/office/word/2016/wordml/cid" xmlns:w16="http://schemas.microsoft.com/office/word/2018/wordml" xmlns:w16sdtdh="http://schemas.microsoft.com/office/word/2020/wordml/sdtdatahash" xmlns:w16se="http://schemas.microsoft.com/office/word/2015/wordml/symex" xmlns:wpg="http://schemas.microsoft.com/office/word/2010/wordprocessingGroup" xmlns:wpi="http://schemas.microsoft.com/office/word/2010/wordprocessingInk" xmlns:wne="http://schemas.microsoft.com/office/word/2006/wordml" xmlns:wps="http://schemas.microsoft.com/office/word/2010/wordprocessingShape" mc:Ignorable="w14 w15 w16se w16cid w16 w16cex w16sdtdh wp14">
   <w:p>
     <w:pPr>
       <w:pBdr>
@@ -4191,7 +4371,7 @@
         <w:rFonts w:ascii="Arial" w:hAnsi="Arial" w:cs="Arial"/>
         <w:noProof/>
         <w:sz w:val="16"/>
-        <w:lang w:val="pt-BR"/>
+        <w:lang w:val="es-PE"/>
       </w:rPr>
     </w:pPr>
     <w:r>
@@ -4199,7 +4379,7 @@
         <w:rFonts w:ascii="Arial" w:hAnsi="Arial" w:cs="Arial"/>
         <w:noProof/>
         <w:sz w:val="16"/>
-        <w:lang w:val="pt-BR"/>
+        <w:lang w:val="es-PE"/>
       </w:rPr>
       <w:t>REGISTRO NACIONAL DE IDENTIFICACIÓN Y ESTADO CIVIL</w:t>
     </w:r>
@@ -4239,7 +4419,7 @@
 </file>
 
 <file path=word/footnotes.xml><?xml version="1.0" encoding="utf-8"?>
-<w:footnotes xmlns:wpc="http://schemas.microsoft.com/office/word/2010/wordprocessingCanvas" xmlns:cx="http://schemas.microsoft.com/office/drawing/2014/chartex" xmlns:cx1="http://schemas.microsoft.com/office/drawing/2015/9/8/chartex" xmlns:cx2="http://schemas.microsoft.com/office/drawing/2015/10/21/chartex" xmlns:cx3="http://schemas.microsoft.com/office/drawing/2016/5/9/chartex" xmlns:cx4="http://schemas.microsoft.com/office/drawing/2016/5/10/chartex" xmlns:cx5="http://schemas.microsoft.com/office/drawing/2016/5/11/chartex" xmlns:cx6="http://schemas.microsoft.com/office/drawing/2016/5/12/chartex" xmlns:cx7="http://schemas.microsoft.com/office/drawing/2016/5/13/chartex" xmlns:cx8="http://schemas.microsoft.com/office/drawing/2016/5/14/chartex" xmlns:mc="http://schemas.openxmlformats.org/markup-compatibility/2006" xmlns:aink="http://schemas.microsoft.com/office/drawing/2016/ink" xmlns:am3d="http://schemas.microsoft.com/office/drawing/2017/model3d" xmlns:o="urn:schemas-microsoft-com:office:office" xmlns:oel="http://schemas.microsoft.com/office/2019/extlst" xmlns:r="http://schemas.openxmlformats.org/officeDocument/2006/relationships" xmlns:m="http://schemas.openxmlformats.org/officeDocument/2006/math" xmlns:v="urn:schemas-microsoft-com:vml" xmlns:wp14="http://schemas.microsoft.com/office/word/2010/wordprocessingDrawing" xmlns:wp="http://schemas.openxmlformats.org/drawingml/2006/wordprocessingDrawing" xmlns:w10="urn:schemas-microsoft-com:office:word" xmlns:w="http://schemas.openxmlformats.org/wordprocessingml/2006/main" xmlns:w14="http://schemas.microsoft.com/office/word/2010/wordml" xmlns:w15="http://schemas.microsoft.com/office/word/2012/wordml" xmlns:w16cex="http://schemas.microsoft.com/office/word/2018/wordml/cex" xmlns:w16cid="http://schemas.microsoft.com/office/word/2016/wordml/cid" xmlns:w16="http://schemas.microsoft.com/office/word/2018/wordml" xmlns:w16du="http://schemas.microsoft.com/office/word/2023/wordml/word16du" xmlns:w16sdtdh="http://schemas.microsoft.com/office/word/2020/wordml/sdtdatahash" xmlns:w16se="http://schemas.microsoft.com/office/word/2015/wordml/symex" xmlns:wpg="http://schemas.microsoft.com/office/word/2010/wordprocessingGroup" xmlns:wpi="http://schemas.microsoft.com/office/word/2010/wordprocessingInk" xmlns:wne="http://schemas.microsoft.com/office/word/2006/wordml" xmlns:wps="http://schemas.microsoft.com/office/word/2010/wordprocessingShape" mc:Ignorable="w14 w15 w16se w16cid w16 w16cex w16sdtdh w16du wp14">
+<w:footnotes xmlns:wpc="http://schemas.microsoft.com/office/word/2010/wordprocessingCanvas" xmlns:cx="http://schemas.microsoft.com/office/drawing/2014/chartex" xmlns:cx1="http://schemas.microsoft.com/office/drawing/2015/9/8/chartex" xmlns:cx2="http://schemas.microsoft.com/office/drawing/2015/10/21/chartex" xmlns:cx3="http://schemas.microsoft.com/office/drawing/2016/5/9/chartex" xmlns:cx4="http://schemas.microsoft.com/office/drawing/2016/5/10/chartex" xmlns:cx5="http://schemas.microsoft.com/office/drawing/2016/5/11/chartex" xmlns:cx6="http://schemas.microsoft.com/office/drawing/2016/5/12/chartex" xmlns:cx7="http://schemas.microsoft.com/office/drawing/2016/5/13/chartex" xmlns:cx8="http://schemas.microsoft.com/office/drawing/2016/5/14/chartex" xmlns:mc="http://schemas.openxmlformats.org/markup-compatibility/2006" xmlns:aink="http://schemas.microsoft.com/office/drawing/2016/ink" xmlns:am3d="http://schemas.microsoft.com/office/drawing/2017/model3d" xmlns:o="urn:schemas-microsoft-com:office:office" xmlns:r="http://schemas.openxmlformats.org/officeDocument/2006/relationships" xmlns:m="http://schemas.openxmlformats.org/officeDocument/2006/math" xmlns:v="urn:schemas-microsoft-com:vml" xmlns:wp14="http://schemas.microsoft.com/office/word/2010/wordprocessingDrawing" xmlns:wp="http://schemas.openxmlformats.org/drawingml/2006/wordprocessingDrawing" xmlns:w10="urn:schemas-microsoft-com:office:word" xmlns:w="http://schemas.openxmlformats.org/wordprocessingml/2006/main" xmlns:w14="http://schemas.microsoft.com/office/word/2010/wordml" xmlns:w15="http://schemas.microsoft.com/office/word/2012/wordml" xmlns:w16cex="http://schemas.microsoft.com/office/word/2018/wordml/cex" xmlns:w16cid="http://schemas.microsoft.com/office/word/2016/wordml/cid" xmlns:w16="http://schemas.microsoft.com/office/word/2018/wordml" xmlns:w16sdtdh="http://schemas.microsoft.com/office/word/2020/wordml/sdtdatahash" xmlns:w16se="http://schemas.microsoft.com/office/word/2015/wordml/symex" xmlns:wpg="http://schemas.microsoft.com/office/word/2010/wordprocessingGroup" xmlns:wpi="http://schemas.microsoft.com/office/word/2010/wordprocessingInk" xmlns:wne="http://schemas.microsoft.com/office/word/2006/wordml" xmlns:wps="http://schemas.microsoft.com/office/word/2010/wordprocessingShape" mc:Ignorable="w14 w15 w16se w16cid w16 w16cex w16sdtdh wp14">
   <w:footnote w:type="separator" w:id="-1">
     <w:p>
       <w:r>
@@ -4258,7 +4438,7 @@
 </file>
 
 <file path=word/header1.xml><?xml version="1.0" encoding="utf-8"?>
-<w:hdr xmlns:wpc="http://schemas.microsoft.com/office/word/2010/wordprocessingCanvas" xmlns:cx="http://schemas.microsoft.com/office/drawing/2014/chartex" xmlns:cx1="http://schemas.microsoft.com/office/drawing/2015/9/8/chartex" xmlns:cx2="http://schemas.microsoft.com/office/drawing/2015/10/21/chartex" xmlns:cx3="http://schemas.microsoft.com/office/drawing/2016/5/9/chartex" xmlns:cx4="http://schemas.microsoft.com/office/drawing/2016/5/10/chartex" xmlns:cx5="http://schemas.microsoft.com/office/drawing/2016/5/11/chartex" xmlns:cx6="http://schemas.microsoft.com/office/drawing/2016/5/12/chartex" xmlns:cx7="http://schemas.microsoft.com/office/drawing/2016/5/13/chartex" xmlns:cx8="http://schemas.microsoft.com/office/drawing/2016/5/14/chartex" xmlns:mc="http://schemas.openxmlformats.org/markup-compatibility/2006" xmlns:aink="http://schemas.microsoft.com/office/drawing/2016/ink" xmlns:am3d="http://schemas.microsoft.com/office/drawing/2017/model3d" xmlns:o="urn:schemas-microsoft-com:office:office" xmlns:oel="http://schemas.microsoft.com/office/2019/extlst" xmlns:r="http://schemas.openxmlformats.org/officeDocument/2006/relationships" xmlns:m="http://schemas.openxmlformats.org/officeDocument/2006/math" xmlns:v="urn:schemas-microsoft-com:vml" xmlns:wp14="http://schemas.microsoft.com/office/word/2010/wordprocessingDrawing" xmlns:wp="http://schemas.openxmlformats.org/drawingml/2006/wordprocessingDrawing" xmlns:w10="urn:schemas-microsoft-com:office:word" xmlns:w="http://schemas.openxmlformats.org/wordprocessingml/2006/main" xmlns:w14="http://schemas.microsoft.com/office/word/2010/wordml" xmlns:w15="http://schemas.microsoft.com/office/word/2012/wordml" xmlns:w16cex="http://schemas.microsoft.com/office/word/2018/wordml/cex" xmlns:w16cid="http://schemas.microsoft.com/office/word/2016/wordml/cid" xmlns:w16="http://schemas.microsoft.com/office/word/2018/wordml" xmlns:w16du="http://schemas.microsoft.com/office/word/2023/wordml/word16du" xmlns:w16sdtdh="http://schemas.microsoft.com/office/word/2020/wordml/sdtdatahash" xmlns:w16se="http://schemas.microsoft.com/office/word/2015/wordml/symex" xmlns:wpg="http://schemas.microsoft.com/office/word/2010/wordprocessingGroup" xmlns:wpi="http://schemas.microsoft.com/office/word/2010/wordprocessingInk" xmlns:wne="http://schemas.microsoft.com/office/word/2006/wordml" xmlns:wps="http://schemas.microsoft.com/office/word/2010/wordprocessingShape" mc:Ignorable="w14 w15 w16se w16cid w16 w16cex w16sdtdh w16du wp14">
+<w:hdr xmlns:wpc="http://schemas.microsoft.com/office/word/2010/wordprocessingCanvas" xmlns:cx="http://schemas.microsoft.com/office/drawing/2014/chartex" xmlns:cx1="http://schemas.microsoft.com/office/drawing/2015/9/8/chartex" xmlns:cx2="http://schemas.microsoft.com/office/drawing/2015/10/21/chartex" xmlns:cx3="http://schemas.microsoft.com/office/drawing/2016/5/9/chartex" xmlns:cx4="http://schemas.microsoft.com/office/drawing/2016/5/10/chartex" xmlns:cx5="http://schemas.microsoft.com/office/drawing/2016/5/11/chartex" xmlns:cx6="http://schemas.microsoft.com/office/drawing/2016/5/12/chartex" xmlns:cx7="http://schemas.microsoft.com/office/drawing/2016/5/13/chartex" xmlns:cx8="http://schemas.microsoft.com/office/drawing/2016/5/14/chartex" xmlns:mc="http://schemas.openxmlformats.org/markup-compatibility/2006" xmlns:aink="http://schemas.microsoft.com/office/drawing/2016/ink" xmlns:am3d="http://schemas.microsoft.com/office/drawing/2017/model3d" xmlns:o="urn:schemas-microsoft-com:office:office" xmlns:r="http://schemas.openxmlformats.org/officeDocument/2006/relationships" xmlns:m="http://schemas.openxmlformats.org/officeDocument/2006/math" xmlns:v="urn:schemas-microsoft-com:vml" xmlns:wp14="http://schemas.microsoft.com/office/word/2010/wordprocessingDrawing" xmlns:wp="http://schemas.openxmlformats.org/drawingml/2006/wordprocessingDrawing" xmlns:w10="urn:schemas-microsoft-com:office:word" xmlns:w="http://schemas.openxmlformats.org/wordprocessingml/2006/main" xmlns:w14="http://schemas.microsoft.com/office/word/2010/wordml" xmlns:w15="http://schemas.microsoft.com/office/word/2012/wordml" xmlns:w16cex="http://schemas.microsoft.com/office/word/2018/wordml/cex" xmlns:w16cid="http://schemas.microsoft.com/office/word/2016/wordml/cid" xmlns:w16="http://schemas.microsoft.com/office/word/2018/wordml" xmlns:w16sdtdh="http://schemas.microsoft.com/office/word/2020/wordml/sdtdatahash" xmlns:w16se="http://schemas.microsoft.com/office/word/2015/wordml/symex" xmlns:wpg="http://schemas.microsoft.com/office/word/2010/wordprocessingGroup" xmlns:wpi="http://schemas.microsoft.com/office/word/2010/wordprocessingInk" xmlns:wne="http://schemas.microsoft.com/office/word/2006/wordml" xmlns:wps="http://schemas.microsoft.com/office/word/2010/wordprocessingShape" mc:Ignorable="w14 w15 w16se w16cid w16 w16cex w16sdtdh wp14">
   <w:p>
     <w:pPr>
       <w:pStyle w:val="Encabezado"/>
@@ -4409,7 +4589,7 @@
 </file>
 
 <file path=word/numbering.xml><?xml version="1.0" encoding="utf-8"?>
-<w:numbering xmlns:wpc="http://schemas.microsoft.com/office/word/2010/wordprocessingCanvas" xmlns:cx="http://schemas.microsoft.com/office/drawing/2014/chartex" xmlns:cx1="http://schemas.microsoft.com/office/drawing/2015/9/8/chartex" xmlns:cx2="http://schemas.microsoft.com/office/drawing/2015/10/21/chartex" xmlns:cx3="http://schemas.microsoft.com/office/drawing/2016/5/9/chartex" xmlns:cx4="http://schemas.microsoft.com/office/drawing/2016/5/10/chartex" xmlns:cx5="http://schemas.microsoft.com/office/drawing/2016/5/11/chartex" xmlns:cx6="http://schemas.microsoft.com/office/drawing/2016/5/12/chartex" xmlns:cx7="http://schemas.microsoft.com/office/drawing/2016/5/13/chartex" xmlns:cx8="http://schemas.microsoft.com/office/drawing/2016/5/14/chartex" xmlns:mc="http://schemas.openxmlformats.org/markup-compatibility/2006" xmlns:aink="http://schemas.microsoft.com/office/drawing/2016/ink" xmlns:am3d="http://schemas.microsoft.com/office/drawing/2017/model3d" xmlns:o="urn:schemas-microsoft-com:office:office" xmlns:oel="http://schemas.microsoft.com/office/2019/extlst" xmlns:r="http://schemas.openxmlformats.org/officeDocument/2006/relationships" xmlns:m="http://schemas.openxmlformats.org/officeDocument/2006/math" xmlns:v="urn:schemas-microsoft-com:vml" xmlns:wp14="http://schemas.microsoft.com/office/word/2010/wordprocessingDrawing" xmlns:wp="http://schemas.openxmlformats.org/drawingml/2006/wordprocessingDrawing" xmlns:w10="urn:schemas-microsoft-com:office:word" xmlns:w="http://schemas.openxmlformats.org/wordprocessingml/2006/main" xmlns:w14="http://schemas.microsoft.com/office/word/2010/wordml" xmlns:w15="http://schemas.microsoft.com/office/word/2012/wordml" xmlns:w16cex="http://schemas.microsoft.com/office/word/2018/wordml/cex" xmlns:w16cid="http://schemas.microsoft.com/office/word/2016/wordml/cid" xmlns:w16="http://schemas.microsoft.com/office/word/2018/wordml" xmlns:w16du="http://schemas.microsoft.com/office/word/2023/wordml/word16du" xmlns:w16sdtdh="http://schemas.microsoft.com/office/word/2020/wordml/sdtdatahash" xmlns:w16se="http://schemas.microsoft.com/office/word/2015/wordml/symex" xmlns:wpg="http://schemas.microsoft.com/office/word/2010/wordprocessingGroup" xmlns:wpi="http://schemas.microsoft.com/office/word/2010/wordprocessingInk" xmlns:wne="http://schemas.microsoft.com/office/word/2006/wordml" xmlns:wps="http://schemas.microsoft.com/office/word/2010/wordprocessingShape" mc:Ignorable="w14 w15 w16se w16cid w16 w16cex w16sdtdh w16du wp14">
+<w:numbering xmlns:wpc="http://schemas.microsoft.com/office/word/2010/wordprocessingCanvas" xmlns:cx="http://schemas.microsoft.com/office/drawing/2014/chartex" xmlns:cx1="http://schemas.microsoft.com/office/drawing/2015/9/8/chartex" xmlns:cx2="http://schemas.microsoft.com/office/drawing/2015/10/21/chartex" xmlns:cx3="http://schemas.microsoft.com/office/drawing/2016/5/9/chartex" xmlns:cx4="http://schemas.microsoft.com/office/drawing/2016/5/10/chartex" xmlns:cx5="http://schemas.microsoft.com/office/drawing/2016/5/11/chartex" xmlns:cx6="http://schemas.microsoft.com/office/drawing/2016/5/12/chartex" xmlns:cx7="http://schemas.microsoft.com/office/drawing/2016/5/13/chartex" xmlns:cx8="http://schemas.microsoft.com/office/drawing/2016/5/14/chartex" xmlns:mc="http://schemas.openxmlformats.org/markup-compatibility/2006" xmlns:aink="http://schemas.microsoft.com/office/drawing/2016/ink" xmlns:am3d="http://schemas.microsoft.com/office/drawing/2017/model3d" xmlns:o="urn:schemas-microsoft-com:office:office" xmlns:r="http://schemas.openxmlformats.org/officeDocument/2006/relationships" xmlns:m="http://schemas.openxmlformats.org/officeDocument/2006/math" xmlns:v="urn:schemas-microsoft-com:vml" xmlns:wp14="http://schemas.microsoft.com/office/word/2010/wordprocessingDrawing" xmlns:wp="http://schemas.openxmlformats.org/drawingml/2006/wordprocessingDrawing" xmlns:w10="urn:schemas-microsoft-com:office:word" xmlns:w="http://schemas.openxmlformats.org/wordprocessingml/2006/main" xmlns:w14="http://schemas.microsoft.com/office/word/2010/wordml" xmlns:w15="http://schemas.microsoft.com/office/word/2012/wordml" xmlns:w16cex="http://schemas.microsoft.com/office/word/2018/wordml/cex" xmlns:w16cid="http://schemas.microsoft.com/office/word/2016/wordml/cid" xmlns:w16="http://schemas.microsoft.com/office/word/2018/wordml" xmlns:w16sdtdh="http://schemas.microsoft.com/office/word/2020/wordml/sdtdatahash" xmlns:w16se="http://schemas.microsoft.com/office/word/2015/wordml/symex" xmlns:wpg="http://schemas.microsoft.com/office/word/2010/wordprocessingGroup" xmlns:wpi="http://schemas.microsoft.com/office/word/2010/wordprocessingInk" xmlns:wne="http://schemas.microsoft.com/office/word/2006/wordml" xmlns:wps="http://schemas.microsoft.com/office/word/2010/wordprocessingShape" mc:Ignorable="w14 w15 w16se w16cid w16 w16cex w16sdtdh wp14">
   <w:abstractNum w:abstractNumId="0" w15:restartNumberingAfterBreak="1">
     <w:nsid w:val="03130DEF"/>
     <w:multiLevelType w:val="multilevel"/>
@@ -5626,38 +5806,38 @@
       </w:rPr>
     </w:lvl>
   </w:abstractNum>
-  <w:num w:numId="1" w16cid:durableId="1325157520">
+  <w:num w:numId="1">
     <w:abstractNumId w:val="3"/>
   </w:num>
-  <w:num w:numId="2" w16cid:durableId="1618029847">
+  <w:num w:numId="2">
     <w:abstractNumId w:val="8"/>
   </w:num>
-  <w:num w:numId="3" w16cid:durableId="1426997422">
+  <w:num w:numId="3">
     <w:abstractNumId w:val="6"/>
   </w:num>
-  <w:num w:numId="4" w16cid:durableId="143739856">
+  <w:num w:numId="4">
     <w:abstractNumId w:val="4"/>
   </w:num>
-  <w:num w:numId="5" w16cid:durableId="1278755566">
+  <w:num w:numId="5">
     <w:abstractNumId w:val="2"/>
   </w:num>
-  <w:num w:numId="6" w16cid:durableId="1270701773">
+  <w:num w:numId="6">
     <w:abstractNumId w:val="7"/>
   </w:num>
-  <w:num w:numId="7" w16cid:durableId="1592664138">
+  <w:num w:numId="7">
     <w:abstractNumId w:val="0"/>
   </w:num>
-  <w:num w:numId="8" w16cid:durableId="400174432">
+  <w:num w:numId="8">
     <w:abstractNumId w:val="5"/>
   </w:num>
-  <w:num w:numId="9" w16cid:durableId="1248881980">
+  <w:num w:numId="9">
     <w:abstractNumId w:val="1"/>
   </w:num>
 </w:numbering>
 </file>
 
 <file path=word/styles.xml><?xml version="1.0" encoding="utf-8"?>
-<w:styles xmlns:mc="http://schemas.openxmlformats.org/markup-compatibility/2006" xmlns:r="http://schemas.openxmlformats.org/officeDocument/2006/relationships" xmlns:w="http://schemas.openxmlformats.org/wordprocessingml/2006/main" xmlns:w14="http://schemas.microsoft.com/office/word/2010/wordml" xmlns:w15="http://schemas.microsoft.com/office/word/2012/wordml" xmlns:w16cex="http://schemas.microsoft.com/office/word/2018/wordml/cex" xmlns:w16cid="http://schemas.microsoft.com/office/word/2016/wordml/cid" xmlns:w16="http://schemas.microsoft.com/office/word/2018/wordml" xmlns:w16du="http://schemas.microsoft.com/office/word/2023/wordml/word16du" xmlns:w16sdtdh="http://schemas.microsoft.com/office/word/2020/wordml/sdtdatahash" xmlns:w16se="http://schemas.microsoft.com/office/word/2015/wordml/symex" mc:Ignorable="w14 w15 w16se w16cid w16 w16cex w16sdtdh w16du">
+<w:styles xmlns:mc="http://schemas.openxmlformats.org/markup-compatibility/2006" xmlns:r="http://schemas.openxmlformats.org/officeDocument/2006/relationships" xmlns:w="http://schemas.openxmlformats.org/wordprocessingml/2006/main" xmlns:w14="http://schemas.microsoft.com/office/word/2010/wordml" xmlns:w15="http://schemas.microsoft.com/office/word/2012/wordml" xmlns:w16cex="http://schemas.microsoft.com/office/word/2018/wordml/cex" xmlns:w16cid="http://schemas.microsoft.com/office/word/2016/wordml/cid" xmlns:w16="http://schemas.microsoft.com/office/word/2018/wordml" xmlns:w16sdtdh="http://schemas.microsoft.com/office/word/2020/wordml/sdtdatahash" xmlns:w16se="http://schemas.microsoft.com/office/word/2015/wordml/symex" mc:Ignorable="w14 w15 w16se w16cid w16 w16cex w16sdtdh">
   <w:docDefaults>
     <w:rPrDefault>
       <w:rPr>

--- a/docs/plantillas/resolucion_rectificacion.docx
+++ b/docs/plantillas/resolucion_rectificacion.docx
@@ -1118,6 +1118,7 @@
           <w:color w:val="000000"/>
           <w:sz w:val="22"/>
           <w:szCs w:val="22"/>
+          <w:highlight w:val="cyan"/>
           <w:lang w:val="es-PE" w:eastAsia="en-US"/>
         </w:rPr>
       </w:pPr>
@@ -1127,9 +1128,19 @@
           <w:b/>
           <w:sz w:val="22"/>
           <w:szCs w:val="22"/>
-          <w:highlight w:val="yellow"/>
-        </w:rPr>
-        <w:t>DE SER UNA SOLICITUD PRESENTADA POR MPV:</w:t>
+          <w:highlight w:val="cyan"/>
+        </w:rPr>
+        <w:t>SI CANAL DE RECEPCION =</w:t>
+      </w:r>
+      <w:r>
+        <w:rPr>
+          <w:rFonts w:ascii="Arial" w:hAnsi="Arial" w:cs="Arial"/>
+          <w:b/>
+          <w:sz w:val="22"/>
+          <w:szCs w:val="22"/>
+          <w:highlight w:val="cyan"/>
+        </w:rPr>
+        <w:t xml:space="preserve"> MPV:</w:t>
       </w:r>
     </w:p>
     <w:p>
@@ -1138,6 +1149,7 @@
         <w:rPr>
           <w:sz w:val="22"/>
           <w:szCs w:val="22"/>
+          <w:highlight w:val="cyan"/>
         </w:rPr>
       </w:pPr>
     </w:p>
@@ -1167,28 +1179,70 @@
           <w:color w:val="000000"/>
           <w:sz w:val="22"/>
           <w:szCs w:val="22"/>
-          <w:lang w:val="es-PE" w:eastAsia="es-PE"/>
-        </w:rPr>
-        <w:t xml:space="preserve">Que, mediante solicitud N° </w:t>
-      </w:r>
-      <w:r>
-        <w:rPr>
-          <w:rFonts w:ascii="Arial" w:hAnsi="Arial" w:cs="Arial"/>
-          <w:color w:val="000000"/>
-          <w:sz w:val="22"/>
-          <w:szCs w:val="22"/>
-          <w:lang w:val="es-PE" w:eastAsia="es-PE"/>
-        </w:rPr>
-        <w:t xml:space="preserve">(número de solicitud), de fecha </w:t>
-      </w:r>
-      <w:r>
-        <w:rPr>
-          <w:rFonts w:ascii="Arial" w:hAnsi="Arial" w:cs="Arial"/>
-          <w:b/>
-          <w:bCs/>
-          <w:color w:val="000000"/>
-          <w:sz w:val="22"/>
-          <w:szCs w:val="22"/>
+          <w:highlight w:val="cyan"/>
+          <w:lang w:val="es-PE" w:eastAsia="es-PE"/>
+        </w:rPr>
+        <w:t>Que, mediante solicitud N</w:t>
+      </w:r>
+      <w:r>
+        <w:rPr>
+          <w:rFonts w:ascii="Arial" w:hAnsi="Arial" w:cs="Arial"/>
+          <w:b/>
+          <w:bCs/>
+          <w:color w:val="000000"/>
+          <w:sz w:val="22"/>
+          <w:szCs w:val="22"/>
+          <w:highlight w:val="cyan"/>
+          <w:lang w:val="es-PE" w:eastAsia="es-PE"/>
+        </w:rPr>
+        <w:t>°</w:t>
+      </w:r>
+      <w:r>
+        <w:rPr>
+          <w:rFonts w:ascii="Arial" w:hAnsi="Arial" w:cs="Arial"/>
+          <w:b/>
+          <w:bCs/>
+          <w:color w:val="000000"/>
+          <w:sz w:val="22"/>
+          <w:szCs w:val="22"/>
+          <w:highlight w:val="cyan"/>
+          <w:lang w:val="es-PE" w:eastAsia="es-PE"/>
+        </w:rPr>
+        <w:t>#nroTramiteWeb#</w:t>
+      </w:r>
+      <w:r>
+        <w:rPr>
+          <w:rFonts w:ascii="Arial" w:hAnsi="Arial" w:cs="Arial"/>
+          <w:b/>
+          <w:bCs/>
+          <w:color w:val="000000"/>
+          <w:sz w:val="22"/>
+          <w:szCs w:val="22"/>
+          <w:highlight w:val="cyan"/>
+          <w:lang w:val="es-PE" w:eastAsia="es-PE"/>
+        </w:rPr>
+        <w:t>,</w:t>
+      </w:r>
+      <w:r>
+        <w:rPr>
+          <w:rFonts w:ascii="Arial" w:hAnsi="Arial" w:cs="Arial"/>
+          <w:color w:val="000000"/>
+          <w:sz w:val="22"/>
+          <w:szCs w:val="22"/>
+          <w:highlight w:val="cyan"/>
+          <w:lang w:val="es-PE" w:eastAsia="es-PE"/>
+        </w:rPr>
+        <w:t xml:space="preserve"> de fecha </w:t>
+      </w:r>
+      <w:r>
+        <w:rPr>
+          <w:rFonts w:ascii="Arial" w:hAnsi="Arial" w:cs="Arial"/>
+          <w:b/>
+          <w:bCs/>
+          <w:color w:val="000000"/>
+          <w:sz w:val="22"/>
+          <w:szCs w:val="22"/>
+          <w:highlight w:val="cyan"/>
           <w:lang w:val="es-PE" w:eastAsia="es-PE"/>
         </w:rPr>
         <w:t>#fechaSolicitud#</w:t>
@@ -1199,6 +1253,7 @@
           <w:color w:val="000000"/>
           <w:sz w:val="22"/>
           <w:szCs w:val="22"/>
+          <w:highlight w:val="cyan"/>
           <w:lang w:val="es-PE" w:eastAsia="es-PE"/>
         </w:rPr>
         <w:t xml:space="preserve">, presentada a través de la Mesa de Partes Virtual, el/la ciudadano/a </w:t>
@@ -1211,16 +1266,29 @@
           <w:color w:val="000000"/>
           <w:sz w:val="22"/>
           <w:szCs w:val="22"/>
-          <w:lang w:val="es-PE" w:eastAsia="es-PE"/>
-        </w:rPr>
-        <w:t xml:space="preserve">#nomTitular# </w:t>
-      </w:r>
-      <w:r>
-        <w:rPr>
-          <w:rFonts w:ascii="Arial" w:hAnsi="Arial" w:cs="Arial"/>
-          <w:color w:val="000000"/>
-          <w:sz w:val="22"/>
-          <w:szCs w:val="22"/>
+          <w:highlight w:val="cyan"/>
+          <w:lang w:val="es-PE" w:eastAsia="es-PE"/>
+        </w:rPr>
+        <w:t>#nomSolicitante#</w:t>
+      </w:r>
+      <w:r>
+        <w:rPr>
+          <w:b/>
+          <w:bCs/>
+          <w:noProof/>
+          <w:sz w:val="22"/>
+          <w:szCs w:val="22"/>
+          <w:highlight w:val="cyan"/>
+        </w:rPr>
+        <w:t xml:space="preserve"> </w:t>
+      </w:r>
+      <w:r>
+        <w:rPr>
+          <w:rFonts w:ascii="Arial" w:hAnsi="Arial" w:cs="Arial"/>
+          <w:color w:val="000000"/>
+          <w:sz w:val="22"/>
+          <w:szCs w:val="22"/>
+          <w:highlight w:val="cyan"/>
           <w:lang w:val="es-PE" w:eastAsia="es-PE"/>
         </w:rPr>
         <w:t>requiere la rectificación administrativa del Acta de</w:t>
@@ -1230,6 +1298,7 @@
           <w:rFonts w:ascii="Arial" w:hAnsi="Arial" w:cs="Arial"/>
           <w:sz w:val="22"/>
           <w:szCs w:val="22"/>
+          <w:highlight w:val="cyan"/>
         </w:rPr>
         <w:t xml:space="preserve"> </w:t>
       </w:r>
@@ -1240,6 +1309,7 @@
           <w:bCs/>
           <w:sz w:val="22"/>
           <w:szCs w:val="22"/>
+          <w:highlight w:val="cyan"/>
         </w:rPr>
         <w:t xml:space="preserve">#tipoActa# </w:t>
       </w:r>
@@ -1248,6 +1318,7 @@
           <w:rFonts w:ascii="Arial" w:hAnsi="Arial" w:cs="Arial"/>
           <w:sz w:val="22"/>
           <w:szCs w:val="22"/>
+          <w:highlight w:val="cyan"/>
         </w:rPr>
         <w:t>Nº</w:t>
       </w:r>
@@ -1258,6 +1329,7 @@
           <w:bCs/>
           <w:sz w:val="22"/>
           <w:szCs w:val="22"/>
+          <w:highlight w:val="cyan"/>
         </w:rPr>
         <w:t xml:space="preserve"> #nroActa#</w:t>
       </w:r>
@@ -1267,20 +1339,10 @@
           <w:color w:val="000000"/>
           <w:sz w:val="22"/>
           <w:szCs w:val="22"/>
-          <w:lang w:val="es-PE" w:eastAsia="es-PE"/>
-        </w:rPr>
-        <w:t xml:space="preserve">, </w:t>
-      </w:r>
-      <w:r>
-        <w:rPr>
-          <w:rFonts w:ascii="Arial" w:hAnsi="Arial" w:cs="Arial"/>
-          <w:color w:val="000000"/>
-          <w:sz w:val="22"/>
-          <w:szCs w:val="22"/>
-          <w:highlight w:val="yellow"/>
-          <w:lang w:val="es-PE" w:eastAsia="es-PE"/>
-        </w:rPr>
-        <w:t>(Indicar el motivo de la rectificación).</w:t>
+          <w:highlight w:val="cyan"/>
+          <w:lang w:val="es-PE" w:eastAsia="es-PE"/>
+        </w:rPr>
+        <w:t>, (Indicar el motivo de la rectificación).</w:t>
       </w:r>
     </w:p>
     <w:p>
@@ -1387,21 +1449,35 @@
           <w:color w:val="000000"/>
           <w:sz w:val="22"/>
           <w:szCs w:val="22"/>
-          <w:lang w:val="es-PE" w:eastAsia="es-PE"/>
-        </w:rPr>
-      </w:pPr>
-      <w:r>
-        <w:rPr>
-          <w:rFonts w:ascii="Arial" w:hAnsi="Arial" w:cs="Arial"/>
-          <w:b/>
-          <w:bCs/>
-          <w:color w:val="000000"/>
-          <w:sz w:val="22"/>
-          <w:szCs w:val="22"/>
-          <w:highlight w:val="yellow"/>
-          <w:lang w:val="es-PE" w:eastAsia="es-PE"/>
-        </w:rPr>
-        <w:t>DE SER UNA SOLICITUD RECEPCIONADA POR LAS OR DE MANERA PRESENCIAL:</w:t>
+          <w:highlight w:val="cyan"/>
+          <w:lang w:val="es-PE" w:eastAsia="es-PE"/>
+        </w:rPr>
+      </w:pPr>
+      <w:r>
+        <w:rPr>
+          <w:rFonts w:ascii="Arial" w:hAnsi="Arial" w:cs="Arial"/>
+          <w:b/>
+          <w:bCs/>
+          <w:color w:val="000000"/>
+          <w:sz w:val="22"/>
+          <w:szCs w:val="22"/>
+          <w:highlight w:val="cyan"/>
+          <w:lang w:val="es-PE" w:eastAsia="es-PE"/>
+        </w:rPr>
+        <w:t>SI CANAL DE RECEPCION =</w:t>
+      </w:r>
+      <w:r>
+        <w:rPr>
+          <w:rFonts w:ascii="Arial" w:hAnsi="Arial" w:cs="Arial"/>
+          <w:b/>
+          <w:bCs/>
+          <w:color w:val="000000"/>
+          <w:sz w:val="22"/>
+          <w:szCs w:val="22"/>
+          <w:highlight w:val="cyan"/>
+          <w:lang w:val="es-PE" w:eastAsia="es-PE"/>
+        </w:rPr>
+        <w:t xml:space="preserve"> OR PRESENCIAL:</w:t>
       </w:r>
     </w:p>
     <w:p>
@@ -1413,6 +1489,7 @@
           <w:color w:val="000000"/>
           <w:sz w:val="22"/>
           <w:szCs w:val="22"/>
+          <w:highlight w:val="cyan"/>
           <w:lang w:val="es-PE" w:eastAsia="es-PE"/>
         </w:rPr>
       </w:pPr>
@@ -1435,18 +1512,55 @@
           <w:color w:val="000000"/>
           <w:sz w:val="22"/>
           <w:szCs w:val="22"/>
-          <w:lang w:val="es-PE" w:eastAsia="es-PE"/>
-        </w:rPr>
-        <w:t xml:space="preserve">Que, mediante Hoja de Envío N° </w:t>
-      </w:r>
-      <w:r>
-        <w:rPr>
-          <w:rFonts w:ascii="Arial" w:hAnsi="Arial" w:cs="Arial"/>
-          <w:b/>
-          <w:bCs/>
-          <w:color w:val="000000"/>
-          <w:sz w:val="22"/>
-          <w:szCs w:val="22"/>
+          <w:highlight w:val="cyan"/>
+          <w:lang w:val="es-PE" w:eastAsia="es-PE"/>
+        </w:rPr>
+        <w:t xml:space="preserve">Que, mediante </w:t>
+      </w:r>
+      <w:r>
+        <w:rPr>
+          <w:rFonts w:ascii="Arial" w:hAnsi="Arial" w:cs="Arial"/>
+          <w:b/>
+          <w:bCs/>
+          <w:color w:val="000000"/>
+          <w:sz w:val="22"/>
+          <w:szCs w:val="22"/>
+          <w:highlight w:val="cyan"/>
+          <w:lang w:val="es-PE" w:eastAsia="es-PE"/>
+        </w:rPr>
+        <w:t>#tipoDoc#</w:t>
+      </w:r>
+      <w:r>
+        <w:rPr>
+          <w:rFonts w:ascii="Arial" w:hAnsi="Arial" w:cs="Arial"/>
+          <w:color w:val="000000"/>
+          <w:sz w:val="22"/>
+          <w:szCs w:val="22"/>
+          <w:highlight w:val="cyan"/>
+          <w:lang w:val="es-PE" w:eastAsia="es-PE"/>
+        </w:rPr>
+        <w:t xml:space="preserve"> </w:t>
+      </w:r>
+      <w:r>
+        <w:rPr>
+          <w:rFonts w:ascii="Arial" w:hAnsi="Arial" w:cs="Arial"/>
+          <w:color w:val="000000"/>
+          <w:sz w:val="22"/>
+          <w:szCs w:val="22"/>
+          <w:highlight w:val="cyan"/>
+          <w:lang w:val="es-PE" w:eastAsia="es-PE"/>
+        </w:rPr>
+        <w:t xml:space="preserve">N° </w:t>
+      </w:r>
+      <w:r>
+        <w:rPr>
+          <w:rFonts w:ascii="Arial" w:hAnsi="Arial" w:cs="Arial"/>
+          <w:b/>
+          <w:bCs/>
+          <w:color w:val="000000"/>
+          <w:sz w:val="22"/>
+          <w:szCs w:val="22"/>
+          <w:highlight w:val="cyan"/>
           <w:lang w:val="es-PE" w:eastAsia="es-PE"/>
         </w:rPr>
         <w:t>#nu</w:t>
@@ -1459,6 +1573,7 @@
           <w:color w:val="000000"/>
           <w:sz w:val="22"/>
           <w:szCs w:val="22"/>
+          <w:highlight w:val="cyan"/>
           <w:lang w:val="es-PE" w:eastAsia="es-PE"/>
         </w:rPr>
         <w:t>m</w:t>
@@ -1471,6 +1586,7 @@
           <w:color w:val="000000"/>
           <w:sz w:val="22"/>
           <w:szCs w:val="22"/>
+          <w:highlight w:val="cyan"/>
           <w:lang w:val="es-PE" w:eastAsia="es-PE"/>
         </w:rPr>
         <w:t>Doc#</w:t>
@@ -1481,6 +1597,7 @@
           <w:color w:val="000000"/>
           <w:sz w:val="22"/>
           <w:szCs w:val="22"/>
+          <w:highlight w:val="cyan"/>
           <w:lang w:val="es-PE" w:eastAsia="es-PE"/>
         </w:rPr>
         <w:t xml:space="preserve">, de fecha </w:t>
@@ -1488,41 +1605,119 @@
       <w:r>
         <w:rPr>
           <w:rFonts w:ascii="Arial" w:hAnsi="Arial" w:cs="Arial"/>
-          <w:color w:val="000000"/>
-          <w:sz w:val="22"/>
-          <w:szCs w:val="22"/>
-          <w:highlight w:val="yellow"/>
-          <w:lang w:val="es-PE" w:eastAsia="es-PE"/>
-        </w:rPr>
-        <w:t>XXXX</w:t>
-      </w:r>
-      <w:r>
-        <w:rPr>
-          <w:rFonts w:ascii="Arial" w:hAnsi="Arial" w:cs="Arial"/>
-          <w:color w:val="000000"/>
-          <w:sz w:val="22"/>
-          <w:szCs w:val="22"/>
-          <w:lang w:val="es-PE" w:eastAsia="es-PE"/>
-        </w:rPr>
-        <w:t xml:space="preserve">, la Oficina Registral de </w:t>
-      </w:r>
-      <w:r>
-        <w:rPr>
-          <w:rFonts w:ascii="Arial" w:hAnsi="Arial" w:cs="Arial"/>
-          <w:color w:val="000000"/>
-          <w:sz w:val="22"/>
-          <w:szCs w:val="22"/>
-          <w:highlight w:val="yellow"/>
-          <w:lang w:val="es-PE" w:eastAsia="es-PE"/>
-        </w:rPr>
-        <w:t>XXX</w:t>
-      </w:r>
-      <w:r>
-        <w:rPr>
-          <w:rFonts w:ascii="Arial" w:hAnsi="Arial" w:cs="Arial"/>
-          <w:color w:val="000000"/>
-          <w:sz w:val="22"/>
-          <w:szCs w:val="22"/>
+          <w:b/>
+          <w:bCs/>
+          <w:color w:val="000000"/>
+          <w:sz w:val="22"/>
+          <w:szCs w:val="22"/>
+          <w:highlight w:val="cyan"/>
+          <w:lang w:val="es-PE" w:eastAsia="es-PE"/>
+        </w:rPr>
+        <w:t>#fechaSolicitud</w:t>
+      </w:r>
+      <w:proofErr w:type="gramStart"/>
+      <w:r>
+        <w:rPr>
+          <w:rFonts w:ascii="Arial" w:hAnsi="Arial" w:cs="Arial"/>
+          <w:b/>
+          <w:bCs/>
+          <w:color w:val="000000"/>
+          <w:sz w:val="22"/>
+          <w:szCs w:val="22"/>
+          <w:highlight w:val="cyan"/>
+          <w:lang w:val="es-PE" w:eastAsia="es-PE"/>
+        </w:rPr>
+        <w:t>#,</w:t>
+      </w:r>
+      <w:r>
+        <w:rPr>
+          <w:rFonts w:ascii="Arial" w:hAnsi="Arial" w:cs="Arial"/>
+          <w:color w:val="000000"/>
+          <w:sz w:val="22"/>
+          <w:szCs w:val="22"/>
+          <w:highlight w:val="cyan"/>
+          <w:lang w:val="es-PE" w:eastAsia="es-PE"/>
+        </w:rPr>
+        <w:t>,</w:t>
+      </w:r>
+      <w:proofErr w:type="gramEnd"/>
+      <w:r>
+        <w:rPr>
+          <w:rFonts w:ascii="Arial" w:hAnsi="Arial" w:cs="Arial"/>
+          <w:color w:val="000000"/>
+          <w:sz w:val="22"/>
+          <w:szCs w:val="22"/>
+          <w:highlight w:val="cyan"/>
+          <w:lang w:val="es-PE" w:eastAsia="es-PE"/>
+        </w:rPr>
+        <w:t xml:space="preserve"> la Oficina Registral de XXX, </w:t>
+      </w:r>
+      <w:r>
+        <w:rPr>
+          <w:rFonts w:ascii="Arial" w:hAnsi="Arial" w:cs="Arial"/>
+          <w:color w:val="000000"/>
+          <w:sz w:val="22"/>
+          <w:szCs w:val="22"/>
+          <w:highlight w:val="cyan"/>
+          <w:lang w:val="es-PE" w:eastAsia="es-PE"/>
+        </w:rPr>
+        <w:t>traslada</w:t>
+      </w:r>
+      <w:r>
+        <w:rPr>
+          <w:rFonts w:ascii="Arial" w:hAnsi="Arial" w:cs="Arial"/>
+          <w:color w:val="000000"/>
+          <w:sz w:val="22"/>
+          <w:szCs w:val="22"/>
+          <w:highlight w:val="cyan"/>
+          <w:lang w:val="es-PE" w:eastAsia="es-PE"/>
+        </w:rPr>
+        <w:t xml:space="preserve"> la solicitud presentada por el/la ciudadano/a </w:t>
+      </w:r>
+      <w:r>
+        <w:rPr>
+          <w:rFonts w:ascii="Arial" w:hAnsi="Arial" w:cs="Arial"/>
+          <w:b/>
+          <w:bCs/>
+          <w:color w:val="000000"/>
+          <w:sz w:val="22"/>
+          <w:szCs w:val="22"/>
+          <w:highlight w:val="cyan"/>
+          <w:lang w:val="es-PE" w:eastAsia="es-PE"/>
+        </w:rPr>
+        <w:t>#nomTitular#</w:t>
+      </w:r>
+      <w:r>
+        <w:rPr>
+          <w:rFonts w:ascii="Arial" w:hAnsi="Arial" w:cs="Arial"/>
+          <w:color w:val="000000"/>
+          <w:sz w:val="22"/>
+          <w:szCs w:val="22"/>
+          <w:highlight w:val="cyan"/>
+          <w:lang w:val="es-PE" w:eastAsia="es-PE"/>
+        </w:rPr>
+        <w:t xml:space="preserve">, identificada/o con DNI N° </w:t>
+      </w:r>
+      <w:r>
+        <w:rPr>
+          <w:rFonts w:ascii="Arial" w:hAnsi="Arial" w:cs="Arial"/>
+          <w:b/>
+          <w:bCs/>
+          <w:color w:val="000000"/>
+          <w:sz w:val="22"/>
+          <w:szCs w:val="22"/>
+          <w:highlight w:val="cyan"/>
+          <w:lang w:val="es-PE" w:eastAsia="es-PE"/>
+        </w:rPr>
+        <w:t>#dniTitular#</w:t>
+      </w:r>
+      <w:r>
+        <w:rPr>
+          <w:rFonts w:ascii="Arial" w:hAnsi="Arial" w:cs="Arial"/>
+          <w:color w:val="000000"/>
+          <w:sz w:val="22"/>
+          <w:szCs w:val="22"/>
+          <w:highlight w:val="cyan"/>
           <w:lang w:val="es-PE" w:eastAsia="es-PE"/>
         </w:rPr>
         <w:t xml:space="preserve">, </w:t>
@@ -1533,46 +1728,79 @@
           <w:color w:val="000000"/>
           <w:sz w:val="22"/>
           <w:szCs w:val="22"/>
-          <w:lang w:val="es-PE" w:eastAsia="es-PE"/>
-        </w:rPr>
-        <w:t>traslada</w:t>
-      </w:r>
-      <w:r>
-        <w:rPr>
-          <w:rFonts w:ascii="Arial" w:hAnsi="Arial" w:cs="Arial"/>
-          <w:color w:val="000000"/>
-          <w:sz w:val="22"/>
-          <w:szCs w:val="22"/>
-          <w:lang w:val="es-PE" w:eastAsia="es-PE"/>
-        </w:rPr>
-        <w:t xml:space="preserve"> la solicitud presentada por el/la </w:t>
-      </w:r>
-      <w:r>
-        <w:rPr>
-          <w:rFonts w:ascii="Arial" w:hAnsi="Arial" w:cs="Arial"/>
-          <w:color w:val="000000"/>
-          <w:sz w:val="22"/>
-          <w:szCs w:val="22"/>
-          <w:lang w:val="es-PE" w:eastAsia="es-PE"/>
-        </w:rPr>
-        <w:t>ciudadano/a (Nombre del ciudadano/a</w:t>
-      </w:r>
-      <w:r>
-        <w:rPr>
-          <w:rFonts w:ascii="Arial" w:hAnsi="Arial" w:cs="Arial"/>
-          <w:color w:val="000000"/>
-          <w:sz w:val="22"/>
-          <w:szCs w:val="22"/>
-          <w:lang w:val="es-PE" w:eastAsia="es-PE"/>
-        </w:rPr>
-        <w:t>)</w:t>
-      </w:r>
-      <w:r>
-        <w:rPr>
-          <w:rFonts w:ascii="Arial" w:hAnsi="Arial" w:cs="Arial"/>
-          <w:color w:val="000000"/>
-          <w:sz w:val="22"/>
-          <w:szCs w:val="22"/>
+          <w:highlight w:val="cyan"/>
+          <w:lang w:val="es-PE" w:eastAsia="es-PE"/>
+        </w:rPr>
+        <w:t>mediante la cual requiere la rectificación administrativa del Acta de</w:t>
+      </w:r>
+      <w:r>
+        <w:rPr>
+          <w:rFonts w:ascii="Arial" w:hAnsi="Arial" w:cs="Arial"/>
+          <w:color w:val="000000"/>
+          <w:sz w:val="22"/>
+          <w:szCs w:val="22"/>
+          <w:highlight w:val="cyan"/>
+          <w:lang w:val="es-PE" w:eastAsia="es-PE"/>
+        </w:rPr>
+        <w:t xml:space="preserve"> </w:t>
+      </w:r>
+      <w:r>
+        <w:rPr>
+          <w:rFonts w:ascii="Arial" w:hAnsi="Arial" w:cs="Arial"/>
+          <w:b/>
+          <w:bCs/>
+          <w:color w:val="000000"/>
+          <w:sz w:val="22"/>
+          <w:szCs w:val="22"/>
+          <w:highlight w:val="cyan"/>
+          <w:lang w:val="es-PE" w:eastAsia="es-PE"/>
+        </w:rPr>
+        <w:t>#tipoActa#</w:t>
+      </w:r>
+      <w:r>
+        <w:rPr>
+          <w:rFonts w:ascii="Arial" w:hAnsi="Arial" w:cs="Arial"/>
+          <w:color w:val="000000"/>
+          <w:sz w:val="22"/>
+          <w:szCs w:val="22"/>
+          <w:highlight w:val="cyan"/>
+          <w:lang w:val="es-PE" w:eastAsia="es-PE"/>
+        </w:rPr>
+        <w:t xml:space="preserve"> N°</w:t>
+      </w:r>
+      <w:r>
+        <w:rPr>
+          <w:rFonts w:ascii="Arial" w:hAnsi="Arial" w:cs="Arial"/>
+          <w:b/>
+          <w:bCs/>
+          <w:color w:val="000000"/>
+          <w:sz w:val="22"/>
+          <w:szCs w:val="22"/>
+          <w:highlight w:val="cyan"/>
+          <w:lang w:val="es-PE" w:eastAsia="es-PE"/>
+        </w:rPr>
+        <w:t xml:space="preserve"> </w:t>
+      </w:r>
+      <w:r>
+        <w:rPr>
+          <w:rFonts w:ascii="Arial" w:hAnsi="Arial" w:cs="Arial"/>
+          <w:b/>
+          <w:bCs/>
+          <w:color w:val="000000"/>
+          <w:sz w:val="22"/>
+          <w:szCs w:val="22"/>
+          <w:highlight w:val="cyan"/>
+          <w:lang w:val="es-PE" w:eastAsia="es-PE"/>
+        </w:rPr>
+        <w:t>#nroActa#</w:t>
+      </w:r>
+      <w:r>
+        <w:rPr>
+          <w:rFonts w:ascii="Arial" w:hAnsi="Arial" w:cs="Arial"/>
+          <w:color w:val="000000"/>
+          <w:sz w:val="22"/>
+          <w:szCs w:val="22"/>
+          <w:highlight w:val="cyan"/>
           <w:lang w:val="es-PE" w:eastAsia="es-PE"/>
         </w:rPr>
         <w:t xml:space="preserve">, </w:t>
@@ -1580,118 +1808,12 @@
       <w:r>
         <w:rPr>
           <w:rFonts w:ascii="Arial" w:hAnsi="Arial" w:cs="Arial"/>
-          <w:color w:val="000000"/>
-          <w:sz w:val="22"/>
-          <w:szCs w:val="22"/>
-          <w:lang w:val="es-PE" w:eastAsia="es-PE"/>
-        </w:rPr>
-        <w:t>identificada/o</w:t>
-      </w:r>
-      <w:r>
-        <w:rPr>
-          <w:rFonts w:ascii="Arial" w:hAnsi="Arial" w:cs="Arial"/>
-          <w:color w:val="000000"/>
-          <w:sz w:val="22"/>
-          <w:szCs w:val="22"/>
-          <w:lang w:val="es-PE" w:eastAsia="es-PE"/>
-        </w:rPr>
-        <w:t xml:space="preserve"> con DNI N° XXXX, </w:t>
-      </w:r>
-      <w:r>
-        <w:rPr>
-          <w:rFonts w:ascii="Arial" w:hAnsi="Arial" w:cs="Arial"/>
-          <w:color w:val="000000"/>
-          <w:sz w:val="22"/>
-          <w:szCs w:val="22"/>
-          <w:lang w:val="es-PE" w:eastAsia="es-PE"/>
-        </w:rPr>
-        <w:t xml:space="preserve">mediante la cual </w:t>
-      </w:r>
-      <w:r>
-        <w:rPr>
-          <w:rFonts w:ascii="Arial" w:hAnsi="Arial" w:cs="Arial"/>
-          <w:color w:val="000000"/>
-          <w:sz w:val="22"/>
-          <w:szCs w:val="22"/>
-          <w:lang w:val="es-PE" w:eastAsia="es-PE"/>
-        </w:rPr>
-        <w:t>requiere la rectificación administrativa del Acta de</w:t>
-      </w:r>
-      <w:r>
-        <w:rPr>
-          <w:rFonts w:ascii="Arial" w:hAnsi="Arial" w:cs="Arial"/>
-          <w:color w:val="000000"/>
-          <w:sz w:val="22"/>
-          <w:szCs w:val="22"/>
-          <w:lang w:val="es-PE" w:eastAsia="es-PE"/>
-        </w:rPr>
-        <w:t xml:space="preserve"> </w:t>
-      </w:r>
-      <w:r>
-        <w:rPr>
-          <w:rFonts w:ascii="Arial" w:hAnsi="Arial" w:cs="Arial"/>
-          <w:b/>
-          <w:bCs/>
-          <w:color w:val="000000"/>
-          <w:sz w:val="22"/>
-          <w:szCs w:val="22"/>
-          <w:lang w:val="es-PE" w:eastAsia="es-PE"/>
-        </w:rPr>
-        <w:t>#tipoActa#</w:t>
-      </w:r>
-      <w:r>
-        <w:rPr>
-          <w:rFonts w:ascii="Arial" w:hAnsi="Arial" w:cs="Arial"/>
-          <w:color w:val="000000"/>
-          <w:sz w:val="22"/>
-          <w:szCs w:val="22"/>
-          <w:lang w:val="es-PE" w:eastAsia="es-PE"/>
-        </w:rPr>
-        <w:t xml:space="preserve"> N°</w:t>
-      </w:r>
-      <w:r>
-        <w:rPr>
-          <w:rFonts w:ascii="Arial" w:hAnsi="Arial" w:cs="Arial"/>
-          <w:b/>
-          <w:bCs/>
-          <w:color w:val="000000"/>
-          <w:sz w:val="22"/>
-          <w:szCs w:val="22"/>
-          <w:lang w:val="es-PE" w:eastAsia="es-PE"/>
-        </w:rPr>
-        <w:t xml:space="preserve"> </w:t>
-      </w:r>
-      <w:r>
-        <w:rPr>
-          <w:rFonts w:ascii="Arial" w:hAnsi="Arial" w:cs="Arial"/>
-          <w:b/>
-          <w:bCs/>
-          <w:color w:val="000000"/>
-          <w:sz w:val="22"/>
-          <w:szCs w:val="22"/>
-          <w:lang w:val="es-PE" w:eastAsia="es-PE"/>
-        </w:rPr>
-        <w:t>#nroActa#</w:t>
-      </w:r>
-      <w:r>
-        <w:rPr>
-          <w:rFonts w:ascii="Arial" w:hAnsi="Arial" w:cs="Arial"/>
-          <w:color w:val="000000"/>
-          <w:sz w:val="22"/>
-          <w:szCs w:val="22"/>
-          <w:lang w:val="es-PE" w:eastAsia="es-PE"/>
-        </w:rPr>
-        <w:t xml:space="preserve">, </w:t>
-      </w:r>
-      <w:r>
-        <w:rPr>
-          <w:rFonts w:ascii="Arial" w:hAnsi="Arial" w:cs="Arial"/>
-          <w:b/>
-          <w:bCs/>
-          <w:color w:val="000000"/>
-          <w:sz w:val="22"/>
-          <w:szCs w:val="22"/>
-          <w:highlight w:val="yellow"/>
+          <w:b/>
+          <w:bCs/>
+          <w:color w:val="000000"/>
+          <w:sz w:val="22"/>
+          <w:szCs w:val="22"/>
+          <w:highlight w:val="cyan"/>
           <w:lang w:val="es-PE" w:eastAsia="es-PE"/>
         </w:rPr>
         <w:t xml:space="preserve">(Indicar </w:t>
@@ -1704,7 +1826,7 @@
           <w:color w:val="000000"/>
           <w:sz w:val="22"/>
           <w:szCs w:val="22"/>
-          <w:highlight w:val="yellow"/>
+          <w:highlight w:val="cyan"/>
           <w:lang w:val="es-PE" w:eastAsia="es-PE"/>
         </w:rPr>
         <w:t>petitorio</w:t>
@@ -1717,7 +1839,7 @@
           <w:color w:val="000000"/>
           <w:sz w:val="22"/>
           <w:szCs w:val="22"/>
-          <w:highlight w:val="yellow"/>
+          <w:highlight w:val="cyan"/>
           <w:lang w:val="es-PE" w:eastAsia="es-PE"/>
         </w:rPr>
         <w:t>).</w:t>
@@ -1923,19 +2045,78 @@
       <w:r>
         <w:rPr>
           <w:rFonts w:ascii="Arial" w:hAnsi="Arial" w:cs="Arial"/>
+          <w:b/>
+          <w:bCs/>
+          <w:sz w:val="22"/>
+          <w:szCs w:val="22"/>
+        </w:rPr>
+        <w:t>#nom</w:t>
+      </w:r>
+      <w:r>
+        <w:rPr>
+          <w:rFonts w:ascii="Arial" w:hAnsi="Arial" w:cs="Arial"/>
+          <w:b/>
+          <w:bCs/>
+          <w:sz w:val="22"/>
+          <w:szCs w:val="22"/>
+        </w:rPr>
+        <w:t>Solicitante</w:t>
+      </w:r>
+      <w:r>
+        <w:rPr>
+          <w:rFonts w:ascii="Arial" w:hAnsi="Arial" w:cs="Arial"/>
+          <w:b/>
+          <w:bCs/>
+          <w:sz w:val="22"/>
+          <w:szCs w:val="22"/>
+        </w:rPr>
+        <w:t>#</w:t>
+      </w:r>
+      <w:r>
+        <w:rPr>
+          <w:rFonts w:ascii="Arial" w:hAnsi="Arial" w:cs="Arial"/>
+          <w:b/>
+          <w:bCs/>
+          <w:sz w:val="22"/>
+          <w:szCs w:val="22"/>
+        </w:rPr>
+        <w:t>,</w:t>
+      </w:r>
+      <w:r>
+        <w:rPr>
+          <w:rFonts w:ascii="Arial" w:hAnsi="Arial" w:cs="Arial"/>
+          <w:sz w:val="22"/>
+          <w:szCs w:val="22"/>
+        </w:rPr>
+        <w:t xml:space="preserve"> adjunta como medio probatorio </w:t>
+      </w:r>
+      <w:r>
+        <w:rPr>
+          <w:rFonts w:ascii="Arial" w:hAnsi="Arial" w:cs="Arial"/>
           <w:sz w:val="22"/>
           <w:szCs w:val="22"/>
           <w:highlight w:val="yellow"/>
         </w:rPr>
-        <w:t>(XXXX),</w:t>
-      </w:r>
-      <w:r>
-        <w:rPr>
-          <w:rFonts w:ascii="Arial" w:hAnsi="Arial" w:cs="Arial"/>
-          <w:sz w:val="22"/>
-          <w:szCs w:val="22"/>
-        </w:rPr>
-        <w:t xml:space="preserve"> adjunta como medio probatorio (describir los medios probatorios), conforme a lo </w:t>
+        <w:t>(</w:t>
+      </w:r>
+      <w:r>
+        <w:rPr>
+          <w:rFonts w:ascii="Arial" w:hAnsi="Arial" w:cs="Arial"/>
+          <w:b/>
+          <w:bCs/>
+          <w:sz w:val="22"/>
+          <w:szCs w:val="22"/>
+          <w:highlight w:val="yellow"/>
+        </w:rPr>
+        <w:t>describir los medios probatorios)</w:t>
+      </w:r>
+      <w:r>
+        <w:rPr>
+          <w:rFonts w:ascii="Arial" w:hAnsi="Arial" w:cs="Arial"/>
+          <w:sz w:val="22"/>
+          <w:szCs w:val="22"/>
+        </w:rPr>
+        <w:t xml:space="preserve">, conforme a lo </w:t>
       </w:r>
       <w:r>
         <w:rPr>
@@ -2176,6 +2357,7 @@
           <w:rFonts w:ascii="Arial" w:hAnsi="Arial" w:cs="Arial"/>
           <w:sz w:val="22"/>
           <w:szCs w:val="22"/>
+          <w:highlight w:val="yellow"/>
         </w:rPr>
         <w:t>XXXXXX</w:t>
       </w:r>
@@ -2192,6 +2374,7 @@
           <w:rFonts w:ascii="Arial" w:hAnsi="Arial" w:cs="Arial"/>
           <w:sz w:val="22"/>
           <w:szCs w:val="22"/>
+          <w:highlight w:val="yellow"/>
         </w:rPr>
         <w:t>XXXX</w:t>
       </w:r>
@@ -3465,24 +3648,6 @@
         </w:rPr>
         <w:t xml:space="preserve"> </w:t>
       </w:r>
-      <w:r>
-        <w:rPr>
-          <w:rFonts w:ascii="Arial" w:hAnsi="Arial" w:cs="Arial"/>
-          <w:b/>
-          <w:bCs/>
-          <w:sz w:val="22"/>
-          <w:szCs w:val="22"/>
-        </w:rPr>
-        <w:t>PROCEDENTE O</w:t>
-      </w:r>
-      <w:r>
-        <w:rPr>
-          <w:rFonts w:ascii="Arial" w:hAnsi="Arial" w:cs="Arial"/>
-          <w:sz w:val="22"/>
-          <w:szCs w:val="22"/>
-        </w:rPr>
-        <w:t xml:space="preserve"> </w:t>
-      </w:r>
       <w:bookmarkStart w:id="14" w:name="_Hlk77677088"/>
       <w:bookmarkStart w:id="15" w:name="_Hlk80803247"/>
       <w:bookmarkStart w:id="16" w:name="_Hlk81422243"/>
@@ -3492,34 +3657,27 @@
       <w:bookmarkStart w:id="20" w:name="_Hlk86833482"/>
       <w:bookmarkStart w:id="21" w:name="_Hlk87019599"/>
       <w:bookmarkStart w:id="22" w:name="_Hlk87521211"/>
-      <w:r>
-        <w:rPr>
-          <w:rFonts w:ascii="Arial" w:hAnsi="Arial" w:cs="Arial"/>
-          <w:b/>
-          <w:bCs/>
-          <w:sz w:val="22"/>
-          <w:szCs w:val="22"/>
-        </w:rPr>
-        <w:t>IM</w:t>
-      </w:r>
-      <w:r>
-        <w:rPr>
-          <w:rFonts w:ascii="Arial" w:hAnsi="Arial" w:cs="Arial"/>
-          <w:b/>
-          <w:sz w:val="22"/>
-          <w:szCs w:val="22"/>
-        </w:rPr>
-        <w:t>PROCEDENTE</w:t>
-      </w:r>
-      <w:r>
-        <w:rPr>
-          <w:rFonts w:ascii="Arial" w:hAnsi="Arial" w:cs="Arial"/>
+      <w:bookmarkStart w:id="23" w:name="_Hlk75934217"/>
+      <w:r>
+        <w:rPr>
+          <w:rFonts w:ascii="Arial" w:hAnsi="Arial" w:cs="Arial"/>
+          <w:b/>
+          <w:bCs/>
+          <w:sz w:val="22"/>
+          <w:szCs w:val="22"/>
+        </w:rPr>
+        <w:t>#resAnalisis#</w:t>
+      </w:r>
+      <w:r>
+        <w:rPr>
+          <w:rFonts w:ascii="Arial" w:hAnsi="Arial" w:cs="Arial"/>
+          <w:b/>
+          <w:bCs/>
           <w:sz w:val="22"/>
           <w:szCs w:val="22"/>
         </w:rPr>
         <w:t xml:space="preserve"> </w:t>
       </w:r>
-      <w:bookmarkStart w:id="23" w:name="_Hlk75934217"/>
       <w:r>
         <w:rPr>
           <w:rFonts w:ascii="Arial" w:hAnsi="Arial" w:cs="Arial"/>
@@ -3707,21 +3865,70 @@
     </w:p>
     <w:p>
       <w:pPr>
+        <w:tabs>
+          <w:tab w:val="left" w:pos="0"/>
+          <w:tab w:val="center" w:pos="4419"/>
+          <w:tab w:val="right" w:pos="8838"/>
+        </w:tabs>
         <w:jc w:val="both"/>
         <w:rPr>
           <w:rFonts w:ascii="Arial" w:hAnsi="Arial" w:cs="Arial"/>
           <w:b/>
-          <w:sz w:val="22"/>
-          <w:szCs w:val="22"/>
-        </w:rPr>
-      </w:pPr>
-      <w:r>
-        <w:rPr>
-          <w:rFonts w:ascii="Arial" w:hAnsi="Arial" w:cs="Arial"/>
-          <w:b/>
-          <w:color w:val="000000"/>
-          <w:sz w:val="22"/>
-          <w:szCs w:val="22"/>
+          <w:bCs/>
+          <w:color w:val="000000"/>
+          <w:sz w:val="22"/>
+          <w:szCs w:val="22"/>
+          <w:highlight w:val="cyan"/>
+        </w:rPr>
+      </w:pPr>
+      <w:r>
+        <w:rPr>
+          <w:rFonts w:ascii="Arial" w:hAnsi="Arial" w:cs="Arial"/>
+          <w:b/>
+          <w:bCs/>
+          <w:color w:val="000000"/>
+          <w:sz w:val="22"/>
+          <w:szCs w:val="22"/>
+          <w:highlight w:val="cyan"/>
+        </w:rPr>
+        <w:t>SI EL RESULTADO DE ANALISIS = PROCEDENTE/PROCEDENTE EN PARTE</w:t>
+      </w:r>
+    </w:p>
+    <w:p>
+      <w:pPr>
+        <w:tabs>
+          <w:tab w:val="left" w:pos="0"/>
+          <w:tab w:val="center" w:pos="4419"/>
+          <w:tab w:val="right" w:pos="8838"/>
+        </w:tabs>
+        <w:jc w:val="both"/>
+        <w:rPr>
+          <w:rFonts w:ascii="Arial" w:hAnsi="Arial" w:cs="Arial"/>
+          <w:color w:val="000000"/>
+          <w:sz w:val="22"/>
+          <w:szCs w:val="22"/>
+          <w:highlight w:val="cyan"/>
+        </w:rPr>
+      </w:pPr>
+    </w:p>
+    <w:p>
+      <w:pPr>
+        <w:jc w:val="both"/>
+        <w:rPr>
+          <w:rFonts w:ascii="Arial" w:hAnsi="Arial" w:cs="Arial"/>
+          <w:b/>
+          <w:sz w:val="22"/>
+          <w:szCs w:val="22"/>
+        </w:rPr>
+      </w:pPr>
+      <w:r>
+        <w:rPr>
+          <w:rFonts w:ascii="Arial" w:hAnsi="Arial" w:cs="Arial"/>
+          <w:b/>
+          <w:color w:val="000000"/>
+          <w:sz w:val="22"/>
+          <w:szCs w:val="22"/>
+          <w:highlight w:val="cyan"/>
         </w:rPr>
         <w:t>ARTÍCULO SEGUNDO</w:t>
       </w:r>
@@ -3731,6 +3938,7 @@
           <w:color w:val="000000"/>
           <w:sz w:val="22"/>
           <w:szCs w:val="22"/>
+          <w:highlight w:val="cyan"/>
         </w:rPr>
         <w:t>. –</w:t>
       </w:r>
@@ -3739,6 +3947,7 @@
           <w:rFonts w:ascii="Arial" w:hAnsi="Arial" w:cs="Arial"/>
           <w:sz w:val="22"/>
           <w:szCs w:val="22"/>
+          <w:highlight w:val="cyan"/>
         </w:rPr>
         <w:t xml:space="preserve"> </w:t>
       </w:r>
@@ -3749,6 +3958,7 @@
           <w:bCs/>
           <w:sz w:val="22"/>
           <w:szCs w:val="22"/>
+          <w:highlight w:val="cyan"/>
         </w:rPr>
         <w:t>DISPONER</w:t>
       </w:r>
@@ -3757,6 +3967,7 @@
           <w:rFonts w:ascii="Arial" w:hAnsi="Arial" w:cs="Arial"/>
           <w:sz w:val="22"/>
           <w:szCs w:val="22"/>
+          <w:highlight w:val="cyan"/>
         </w:rPr>
         <w:t xml:space="preserve"> s</w:t>
       </w:r>
@@ -3765,6 +3976,7 @@
           <w:rFonts w:ascii="Arial" w:hAnsi="Arial" w:cs="Arial"/>
           <w:sz w:val="22"/>
           <w:szCs w:val="22"/>
+          <w:highlight w:val="cyan"/>
         </w:rPr>
         <w:t>e efectúe la anotación textual respectiva en el acta registral correspondiente.</w:t>
       </w:r>
@@ -3774,6 +3986,7 @@
           <w:b/>
           <w:sz w:val="22"/>
           <w:szCs w:val="22"/>
+          <w:highlight w:val="cyan"/>
         </w:rPr>
         <w:t xml:space="preserve"> </w:t>
       </w:r>
@@ -3783,7 +3996,7 @@
           <w:b/>
           <w:sz w:val="22"/>
           <w:szCs w:val="22"/>
-          <w:highlight w:val="yellow"/>
+          <w:highlight w:val="cyan"/>
         </w:rPr>
         <w:t>(DICE/ DEBE DECIR) (DE CORRESPONDER PROCEDENCIA)</w:t>
       </w:r>
@@ -3805,69 +4018,23 @@
         <w:jc w:val="both"/>
         <w:rPr>
           <w:rFonts w:ascii="Arial" w:hAnsi="Arial" w:cs="Arial"/>
-          <w:color w:val="000000"/>
-          <w:sz w:val="22"/>
-          <w:szCs w:val="22"/>
-        </w:rPr>
-      </w:pPr>
-      <w:r>
-        <w:rPr>
-          <w:rFonts w:ascii="Arial" w:hAnsi="Arial" w:cs="Arial"/>
-          <w:b/>
-          <w:color w:val="000000"/>
-          <w:sz w:val="22"/>
-          <w:szCs w:val="22"/>
-        </w:rPr>
-        <w:t xml:space="preserve">ARTÍCULO TERCERO. - </w:t>
-      </w:r>
-      <w:r>
-        <w:rPr>
-          <w:rFonts w:ascii="Arial" w:hAnsi="Arial" w:cs="Arial"/>
-          <w:b/>
-          <w:color w:val="000000"/>
-          <w:sz w:val="22"/>
-          <w:szCs w:val="22"/>
-        </w:rPr>
-        <w:t xml:space="preserve">NOTIFICAR </w:t>
-      </w:r>
-      <w:r>
-        <w:rPr>
-          <w:rFonts w:ascii="Arial" w:hAnsi="Arial" w:cs="Arial"/>
-          <w:bCs/>
-          <w:color w:val="000000"/>
-          <w:sz w:val="22"/>
-          <w:szCs w:val="22"/>
-        </w:rPr>
-        <w:t xml:space="preserve">al/ a la ciudadano/a </w:t>
-      </w:r>
-      <w:r>
-        <w:rPr>
-          <w:rFonts w:ascii="Arial" w:hAnsi="Arial" w:cs="Arial"/>
-          <w:b/>
-          <w:color w:val="000000"/>
-          <w:sz w:val="22"/>
-          <w:szCs w:val="22"/>
-          <w:highlight w:val="yellow"/>
-        </w:rPr>
-        <w:t>XXXX</w:t>
-      </w:r>
-      <w:r>
-        <w:rPr>
-          <w:rFonts w:ascii="Arial" w:hAnsi="Arial" w:cs="Arial"/>
-          <w:sz w:val="22"/>
-          <w:szCs w:val="22"/>
-          <w:lang w:val="es-PE" w:eastAsia="es-PE"/>
-        </w:rPr>
-        <w:t xml:space="preserve">, </w:t>
-      </w:r>
-      <w:r>
-        <w:rPr>
-          <w:rFonts w:ascii="Arial" w:hAnsi="Arial" w:cs="Arial"/>
-          <w:color w:val="000000"/>
-          <w:sz w:val="22"/>
-          <w:szCs w:val="22"/>
-        </w:rPr>
-        <w:t>el contenido de la presente Resolución.</w:t>
+          <w:b/>
+          <w:color w:val="000000"/>
+          <w:sz w:val="22"/>
+          <w:szCs w:val="22"/>
+          <w:highlight w:val="cyan"/>
+        </w:rPr>
+      </w:pPr>
+      <w:r>
+        <w:rPr>
+          <w:rFonts w:ascii="Arial" w:hAnsi="Arial" w:cs="Arial"/>
+          <w:b/>
+          <w:color w:val="000000"/>
+          <w:sz w:val="22"/>
+          <w:szCs w:val="22"/>
+          <w:highlight w:val="cyan"/>
+        </w:rPr>
+        <w:t>SI EL RESULTADO DE ANALISIS = IMPROCEDENCIA</w:t>
       </w:r>
     </w:p>
     <w:p>
@@ -3875,9 +4042,11 @@
         <w:jc w:val="both"/>
         <w:rPr>
           <w:rFonts w:ascii="Arial" w:hAnsi="Arial" w:cs="Arial"/>
-          <w:color w:val="000000"/>
-          <w:sz w:val="22"/>
-          <w:szCs w:val="22"/>
+          <w:b/>
+          <w:color w:val="000000"/>
+          <w:sz w:val="22"/>
+          <w:szCs w:val="22"/>
+          <w:highlight w:val="cyan"/>
         </w:rPr>
       </w:pPr>
     </w:p>
@@ -3891,146 +4060,164 @@
           <w:rFonts w:ascii="Arial" w:hAnsi="Arial" w:cs="Arial"/>
           <w:sz w:val="22"/>
           <w:szCs w:val="22"/>
+          <w:highlight w:val="cyan"/>
+          <w:lang w:val="es-PE" w:eastAsia="es-PE"/>
+        </w:rPr>
+      </w:pPr>
+      <w:r>
+        <w:rPr>
+          <w:rFonts w:ascii="Arial" w:hAnsi="Arial" w:cs="Arial"/>
+          <w:b/>
+          <w:bCs/>
+          <w:color w:val="000000"/>
+          <w:sz w:val="22"/>
+          <w:szCs w:val="22"/>
+          <w:highlight w:val="cyan"/>
+          <w:u w:val="single"/>
+        </w:rPr>
+        <w:t>DETERMINADA LA IMPROCEDENCIA se deberá consignar el siguiente texto</w:t>
+      </w:r>
+      <w:r>
+        <w:rPr>
+          <w:rFonts w:ascii="Arial" w:hAnsi="Arial" w:cs="Arial"/>
+          <w:b/>
+          <w:bCs/>
+          <w:color w:val="000000"/>
+          <w:sz w:val="22"/>
+          <w:szCs w:val="22"/>
+          <w:highlight w:val="cyan"/>
+        </w:rPr>
+        <w:t xml:space="preserve">: ARTÍCULO </w:t>
+      </w:r>
+      <w:proofErr w:type="gramStart"/>
+      <w:r>
+        <w:rPr>
+          <w:rFonts w:ascii="Arial" w:hAnsi="Arial" w:cs="Arial"/>
+          <w:b/>
+          <w:bCs/>
+          <w:color w:val="000000"/>
+          <w:sz w:val="22"/>
+          <w:szCs w:val="22"/>
+          <w:highlight w:val="cyan"/>
+        </w:rPr>
+        <w:t>XXX.-</w:t>
+      </w:r>
+      <w:proofErr w:type="gramEnd"/>
+      <w:r>
+        <w:rPr>
+          <w:rFonts w:ascii="Arial" w:hAnsi="Arial" w:cs="Arial"/>
+          <w:b/>
+          <w:bCs/>
+          <w:color w:val="000000"/>
+          <w:sz w:val="22"/>
+          <w:szCs w:val="22"/>
+          <w:highlight w:val="cyan"/>
+        </w:rPr>
+        <w:t xml:space="preserve"> </w:t>
+      </w:r>
+      <w:r>
+        <w:rPr>
+          <w:rFonts w:ascii="Arial" w:hAnsi="Arial" w:cs="Arial"/>
+          <w:b/>
+          <w:bCs/>
+          <w:sz w:val="22"/>
+          <w:szCs w:val="22"/>
+          <w:highlight w:val="cyan"/>
+          <w:lang w:val="es-PE" w:eastAsia="es-PE"/>
+        </w:rPr>
+        <w:t>INDICAR</w:t>
+      </w:r>
+      <w:r>
+        <w:rPr>
+          <w:rFonts w:ascii="Arial" w:hAnsi="Arial" w:cs="Arial"/>
+          <w:sz w:val="22"/>
+          <w:szCs w:val="22"/>
+          <w:highlight w:val="cyan"/>
+          <w:lang w:val="es-PE" w:eastAsia="es-PE"/>
+        </w:rPr>
+        <w:t xml:space="preserve"> que conforme a lo establecido en el artículo 207° del Texto Único Ordenado de la Ley N° 27444, Ley del Procedimiento Administrativo General,  queda expedito el derecho del administrado para interponer, dentro de los 15 días posteriores al acto de notificación, el recurso administrativo que considere pertinente, de no encontrarse conforme con lo resuelto en la presente Resolución.</w:t>
+      </w:r>
+    </w:p>
+    <w:p>
+      <w:pPr>
+        <w:jc w:val="both"/>
+        <w:rPr>
+          <w:rFonts w:ascii="Arial" w:hAnsi="Arial" w:cs="Arial"/>
+          <w:b/>
+          <w:color w:val="000000"/>
+          <w:sz w:val="22"/>
+          <w:szCs w:val="22"/>
+        </w:rPr>
+      </w:pPr>
+    </w:p>
+    <w:p>
+      <w:pPr>
+        <w:jc w:val="both"/>
+        <w:rPr>
+          <w:rFonts w:ascii="Arial" w:hAnsi="Arial" w:cs="Arial"/>
+          <w:color w:val="000000"/>
+          <w:sz w:val="22"/>
+          <w:szCs w:val="22"/>
+        </w:rPr>
+      </w:pPr>
+      <w:r>
+        <w:rPr>
+          <w:rFonts w:ascii="Arial" w:hAnsi="Arial" w:cs="Arial"/>
+          <w:b/>
+          <w:color w:val="000000"/>
+          <w:sz w:val="22"/>
+          <w:szCs w:val="22"/>
+        </w:rPr>
+        <w:t xml:space="preserve">ARTÍCULO TERCERO. - </w:t>
+      </w:r>
+      <w:r>
+        <w:rPr>
+          <w:rFonts w:ascii="Arial" w:hAnsi="Arial" w:cs="Arial"/>
+          <w:b/>
+          <w:color w:val="000000"/>
+          <w:sz w:val="22"/>
+          <w:szCs w:val="22"/>
+        </w:rPr>
+        <w:t xml:space="preserve">NOTIFICAR </w:t>
+      </w:r>
+      <w:r>
+        <w:rPr>
+          <w:rFonts w:ascii="Arial" w:hAnsi="Arial" w:cs="Arial"/>
+          <w:bCs/>
+          <w:color w:val="000000"/>
+          <w:sz w:val="22"/>
+          <w:szCs w:val="22"/>
+        </w:rPr>
+        <w:t xml:space="preserve">al/ a la ciudadano/a </w:t>
+      </w:r>
+      <w:r>
+        <w:rPr>
+          <w:rFonts w:ascii="Arial" w:hAnsi="Arial" w:cs="Arial"/>
+          <w:b/>
+          <w:color w:val="000000"/>
+          <w:sz w:val="22"/>
+          <w:szCs w:val="22"/>
           <w:highlight w:val="yellow"/>
-          <w:lang w:val="es-PE" w:eastAsia="es-PE"/>
-        </w:rPr>
-      </w:pPr>
-      <w:r>
-        <w:rPr>
-          <w:rFonts w:ascii="Arial" w:hAnsi="Arial" w:cs="Arial"/>
-          <w:b/>
-          <w:bCs/>
-          <w:color w:val="000000"/>
-          <w:sz w:val="22"/>
-          <w:szCs w:val="22"/>
-          <w:highlight w:val="yellow"/>
-          <w:u w:val="single"/>
-        </w:rPr>
-        <w:t>DETERMINADA LA IMPROCEDENCIA se deberá consignar el siguiente texto</w:t>
-      </w:r>
-      <w:r>
-        <w:rPr>
-          <w:rFonts w:ascii="Arial" w:hAnsi="Arial" w:cs="Arial"/>
-          <w:b/>
-          <w:bCs/>
-          <w:color w:val="000000"/>
-          <w:sz w:val="22"/>
-          <w:szCs w:val="22"/>
-          <w:highlight w:val="yellow"/>
-        </w:rPr>
-        <w:t xml:space="preserve">: ARTÍCULO XXX.- </w:t>
-      </w:r>
-      <w:r>
-        <w:rPr>
-          <w:rFonts w:ascii="Arial" w:hAnsi="Arial" w:cs="Arial"/>
-          <w:b/>
-          <w:bCs/>
-          <w:sz w:val="22"/>
-          <w:szCs w:val="22"/>
-          <w:highlight w:val="yellow"/>
-          <w:lang w:val="es-PE" w:eastAsia="es-PE"/>
-        </w:rPr>
-        <w:t>INDICAR</w:t>
-      </w:r>
-      <w:r>
-        <w:rPr>
-          <w:rFonts w:ascii="Arial" w:hAnsi="Arial" w:cs="Arial"/>
-          <w:sz w:val="22"/>
-          <w:szCs w:val="22"/>
-          <w:highlight w:val="yellow"/>
-          <w:lang w:val="es-PE" w:eastAsia="es-PE"/>
-        </w:rPr>
-        <w:t xml:space="preserve"> que</w:t>
-      </w:r>
-      <w:r>
-        <w:rPr>
-          <w:rFonts w:ascii="Arial" w:hAnsi="Arial" w:cs="Arial"/>
-          <w:sz w:val="22"/>
-          <w:szCs w:val="22"/>
-          <w:highlight w:val="yellow"/>
-          <w:lang w:val="es-PE" w:eastAsia="es-PE"/>
-        </w:rPr>
-        <w:t xml:space="preserve"> </w:t>
-      </w:r>
-      <w:r>
-        <w:rPr>
-          <w:rFonts w:ascii="Arial" w:hAnsi="Arial" w:cs="Arial"/>
-          <w:sz w:val="22"/>
-          <w:szCs w:val="22"/>
-          <w:highlight w:val="yellow"/>
-          <w:lang w:val="es-PE" w:eastAsia="es-PE"/>
-        </w:rPr>
-        <w:t>conforme a lo establecido en el artículo 2</w:t>
-      </w:r>
-      <w:r>
-        <w:rPr>
-          <w:rFonts w:ascii="Arial" w:hAnsi="Arial" w:cs="Arial"/>
-          <w:sz w:val="22"/>
-          <w:szCs w:val="22"/>
-          <w:highlight w:val="yellow"/>
-          <w:lang w:val="es-PE" w:eastAsia="es-PE"/>
-        </w:rPr>
-        <w:t>07</w:t>
-      </w:r>
-      <w:r>
-        <w:rPr>
-          <w:rFonts w:ascii="Arial" w:hAnsi="Arial" w:cs="Arial"/>
-          <w:sz w:val="22"/>
-          <w:szCs w:val="22"/>
-          <w:highlight w:val="yellow"/>
-          <w:lang w:val="es-PE" w:eastAsia="es-PE"/>
-        </w:rPr>
-        <w:t>°</w:t>
-      </w:r>
-      <w:r>
-        <w:rPr>
-          <w:rFonts w:ascii="Arial" w:hAnsi="Arial" w:cs="Arial"/>
-          <w:sz w:val="22"/>
-          <w:szCs w:val="22"/>
-          <w:highlight w:val="yellow"/>
-          <w:lang w:val="es-PE" w:eastAsia="es-PE"/>
-        </w:rPr>
-        <w:t xml:space="preserve"> del Texto Único Ordenado de la Ley N° 27444, Ley de</w:t>
-      </w:r>
-      <w:r>
-        <w:rPr>
-          <w:rFonts w:ascii="Arial" w:hAnsi="Arial" w:cs="Arial"/>
-          <w:sz w:val="22"/>
-          <w:szCs w:val="22"/>
-          <w:highlight w:val="yellow"/>
-          <w:lang w:val="es-PE" w:eastAsia="es-PE"/>
-        </w:rPr>
-        <w:t>l</w:t>
-      </w:r>
-      <w:r>
-        <w:rPr>
-          <w:rFonts w:ascii="Arial" w:hAnsi="Arial" w:cs="Arial"/>
-          <w:sz w:val="22"/>
-          <w:szCs w:val="22"/>
-          <w:highlight w:val="yellow"/>
-          <w:lang w:val="es-PE" w:eastAsia="es-PE"/>
-        </w:rPr>
-        <w:t xml:space="preserve"> Procedimiento Administrativo General,  queda expedito el derecho del administrado para interponer, dentro de los 15 días posteriores al acto de notificación, el recurso administrativo que considere pertinente, </w:t>
-      </w:r>
-      <w:r>
-        <w:rPr>
-          <w:rFonts w:ascii="Arial" w:hAnsi="Arial" w:cs="Arial"/>
-          <w:sz w:val="22"/>
-          <w:szCs w:val="22"/>
-          <w:highlight w:val="yellow"/>
-          <w:lang w:val="es-PE" w:eastAsia="es-PE"/>
-        </w:rPr>
-        <w:t>de no encontrarse</w:t>
-      </w:r>
-      <w:r>
-        <w:rPr>
-          <w:rFonts w:ascii="Arial" w:hAnsi="Arial" w:cs="Arial"/>
-          <w:sz w:val="22"/>
-          <w:szCs w:val="22"/>
-          <w:highlight w:val="yellow"/>
-          <w:lang w:val="es-PE" w:eastAsia="es-PE"/>
-        </w:rPr>
-        <w:t xml:space="preserve"> conforme con lo resuelto en la presente Resolución.</w:t>
+        </w:rPr>
+        <w:t>XXXX</w:t>
+      </w:r>
+      <w:r>
+        <w:rPr>
+          <w:rFonts w:ascii="Arial" w:hAnsi="Arial" w:cs="Arial"/>
+          <w:sz w:val="22"/>
+          <w:szCs w:val="22"/>
+          <w:lang w:val="es-PE" w:eastAsia="es-PE"/>
+        </w:rPr>
+        <w:t xml:space="preserve">, </w:t>
+      </w:r>
+      <w:r>
+        <w:rPr>
+          <w:rFonts w:ascii="Arial" w:hAnsi="Arial" w:cs="Arial"/>
+          <w:color w:val="000000"/>
+          <w:sz w:val="22"/>
+          <w:szCs w:val="22"/>
+        </w:rPr>
+        <w:t>el contenido de la presente Resolución.</w:t>
       </w:r>
     </w:p>
     <w:p>
